--- a/doc/小论文.docx
+++ b/doc/小论文.docx
@@ -1,6 +1,6 @@
 
 <file path=word/document.xml><?xml version="1.0" encoding="utf-8"?>
-<w:document xmlns:wpc="http://schemas.microsoft.com/office/word/2010/wordprocessingCanvas" xmlns:cx="http://schemas.microsoft.com/office/drawing/2014/chartex" xmlns:cx1="http://schemas.microsoft.com/office/drawing/2015/9/8/chartex" xmlns:cx2="http://schemas.microsoft.com/office/drawing/2015/10/21/chartex" xmlns:cx3="http://schemas.microsoft.com/office/drawing/2016/5/9/chartex" xmlns:cx4="http://schemas.microsoft.com/office/drawing/2016/5/10/chartex" xmlns:cx5="http://schemas.microsoft.com/office/drawing/2016/5/11/chartex" xmlns:cx6="http://schemas.microsoft.com/office/drawing/2016/5/12/chartex" xmlns:cx7="http://schemas.microsoft.com/office/drawing/2016/5/13/chartex" xmlns:cx8="http://schemas.microsoft.com/office/drawing/2016/5/14/chartex" xmlns:mc="http://schemas.openxmlformats.org/markup-compatibility/2006" xmlns:aink="http://schemas.microsoft.com/office/drawing/2016/ink" xmlns:am3d="http://schemas.microsoft.com/office/drawing/2017/model3d" xmlns:o="urn:schemas-microsoft-com:office:office" xmlns:oel="http://schemas.microsoft.com/office/2019/extlst" xmlns:r="http://schemas.openxmlformats.org/officeDocument/2006/relationships" xmlns:m="http://schemas.openxmlformats.org/officeDocument/2006/math" xmlns:v="urn:schemas-microsoft-com:vml" xmlns:wp14="http://schemas.microsoft.com/office/word/2010/wordprocessingDrawing" xmlns:wp="http://schemas.openxmlformats.org/drawingml/2006/wordprocessingDrawing" xmlns:w10="urn:schemas-microsoft-com:office:word" xmlns:w="http://schemas.openxmlformats.org/wordprocessingml/2006/main" xmlns:w14="http://schemas.microsoft.com/office/word/2010/wordml" xmlns:w15="http://schemas.microsoft.com/office/word/2012/wordml" xmlns:w16cex="http://schemas.microsoft.com/office/word/2018/wordml/cex" xmlns:w16cid="http://schemas.microsoft.com/office/word/2016/wordml/cid" xmlns:w16="http://schemas.microsoft.com/office/word/2018/wordml" xmlns:w16du="http://schemas.microsoft.com/office/word/2023/wordml/word16du" xmlns:w16sdtdh="http://schemas.microsoft.com/office/word/2020/wordml/sdtdatahash" xmlns:w16se="http://schemas.microsoft.com/office/word/2015/wordml/symex" xmlns:wpg="http://schemas.microsoft.com/office/word/2010/wordprocessingGroup" xmlns:wpi="http://schemas.microsoft.com/office/word/2010/wordprocessingInk" xmlns:wne="http://schemas.microsoft.com/office/word/2006/wordml" xmlns:wps="http://schemas.microsoft.com/office/word/2010/wordprocessingShape" mc:Ignorable="w14 w15 w16se w16cid w16 w16cex w16sdtdh w16du wp14">
+<w:document xmlns:wpc="http://schemas.microsoft.com/office/word/2010/wordprocessingCanvas" xmlns:cx="http://schemas.microsoft.com/office/drawing/2014/chartex" xmlns:cx1="http://schemas.microsoft.com/office/drawing/2015/9/8/chartex" xmlns:cx2="http://schemas.microsoft.com/office/drawing/2015/10/21/chartex" xmlns:cx3="http://schemas.microsoft.com/office/drawing/2016/5/9/chartex" xmlns:cx4="http://schemas.microsoft.com/office/drawing/2016/5/10/chartex" xmlns:cx5="http://schemas.microsoft.com/office/drawing/2016/5/11/chartex" xmlns:cx6="http://schemas.microsoft.com/office/drawing/2016/5/12/chartex" xmlns:cx7="http://schemas.microsoft.com/office/drawing/2016/5/13/chartex" xmlns:cx8="http://schemas.microsoft.com/office/drawing/2016/5/14/chartex" xmlns:mc="http://schemas.openxmlformats.org/markup-compatibility/2006" xmlns:aink="http://schemas.microsoft.com/office/drawing/2016/ink" xmlns:am3d="http://schemas.microsoft.com/office/drawing/2017/model3d" xmlns:o="urn:schemas-microsoft-com:office:office" xmlns:oel="http://schemas.microsoft.com/office/2019/extlst" xmlns:r="http://schemas.openxmlformats.org/officeDocument/2006/relationships" xmlns:m="http://schemas.openxmlformats.org/officeDocument/2006/math" xmlns:v="urn:schemas-microsoft-com:vml" xmlns:wp14="http://schemas.microsoft.com/office/word/2010/wordprocessingDrawing" xmlns:wp="http://schemas.openxmlformats.org/drawingml/2006/wordprocessingDrawing" xmlns:w10="urn:schemas-microsoft-com:office:word" xmlns:w="http://schemas.openxmlformats.org/wordprocessingml/2006/main" xmlns:w14="http://schemas.microsoft.com/office/word/2010/wordml" xmlns:w15="http://schemas.microsoft.com/office/word/2012/wordml" xmlns:w16cex="http://schemas.microsoft.com/office/word/2018/wordml/cex" xmlns:w16cid="http://schemas.microsoft.com/office/word/2016/wordml/cid" xmlns:w16="http://schemas.microsoft.com/office/word/2018/wordml" xmlns:w16sdtdh="http://schemas.microsoft.com/office/word/2020/wordml/sdtdatahash" xmlns:w16se="http://schemas.microsoft.com/office/word/2015/wordml/symex" xmlns:wpg="http://schemas.microsoft.com/office/word/2010/wordprocessingGroup" xmlns:wpi="http://schemas.microsoft.com/office/word/2010/wordprocessingInk" xmlns:wne="http://schemas.microsoft.com/office/word/2006/wordml" xmlns:wps="http://schemas.microsoft.com/office/word/2010/wordprocessingShape" mc:Ignorable="w14 w15 w16se w16cid w16 w16cex w16sdtdh wp14">
   <w:body>
     <w:p>
       <w:pPr>
@@ -352,16 +352,29 @@
         </w:rPr>
         <w:t>在此基础上提出的深度可分离动态卷积神经网络（</w:t>
       </w:r>
-      <w:r>
-        <w:rPr>
-          <w:rFonts w:ascii="Times New Roman" w:eastAsia="宋体" w:hAnsi="Times New Roman" w:cs="Times New Roman" w:hint="eastAsia"/>
-          <w:color w:val="000000"/>
-          <w:kern w:val="0"/>
-          <w:sz w:val="18"/>
-          <w:szCs w:val="18"/>
-          <w:lang w:bidi="ar"/>
-        </w:rPr>
-        <w:t>Depthwise Separable Dynamic Convolutional Neural Network, DS-DCNN</w:t>
+      <w:proofErr w:type="spellStart"/>
+      <w:r>
+        <w:rPr>
+          <w:rFonts w:ascii="Times New Roman" w:eastAsia="宋体" w:hAnsi="Times New Roman" w:cs="Times New Roman" w:hint="eastAsia"/>
+          <w:color w:val="000000"/>
+          <w:kern w:val="0"/>
+          <w:sz w:val="18"/>
+          <w:szCs w:val="18"/>
+          <w:lang w:bidi="ar"/>
+        </w:rPr>
+        <w:t>Depthwise</w:t>
+      </w:r>
+      <w:proofErr w:type="spellEnd"/>
+      <w:r>
+        <w:rPr>
+          <w:rFonts w:ascii="Times New Roman" w:eastAsia="宋体" w:hAnsi="Times New Roman" w:cs="Times New Roman" w:hint="eastAsia"/>
+          <w:color w:val="000000"/>
+          <w:kern w:val="0"/>
+          <w:sz w:val="18"/>
+          <w:szCs w:val="18"/>
+          <w:lang w:bidi="ar"/>
+        </w:rPr>
+        <w:t xml:space="preserve"> Separable Dynamic Convolutional Neural Network, DS-DCNN</w:t>
       </w:r>
       <w:r>
         <w:rPr>
@@ -440,17 +453,43 @@
         </w:rPr>
         <w:t>）的协同建模。</w:t>
       </w:r>
-      <w:r>
-        <w:rPr>
-          <w:rFonts w:ascii="Times New Roman" w:eastAsia="宋体" w:hAnsi="Times New Roman" w:cs="Times New Roman" w:hint="eastAsia"/>
-          <w:color w:val="000000"/>
-          <w:kern w:val="0"/>
-          <w:sz w:val="18"/>
-          <w:szCs w:val="18"/>
-          <w:lang w:bidi="ar"/>
-        </w:rPr>
-        <w:t>SHapley Additive exPlanations</w:t>
-      </w:r>
+      <w:proofErr w:type="spellStart"/>
+      <w:r>
+        <w:rPr>
+          <w:rFonts w:ascii="Times New Roman" w:eastAsia="宋体" w:hAnsi="Times New Roman" w:cs="Times New Roman" w:hint="eastAsia"/>
+          <w:color w:val="000000"/>
+          <w:kern w:val="0"/>
+          <w:sz w:val="18"/>
+          <w:szCs w:val="18"/>
+          <w:lang w:bidi="ar"/>
+        </w:rPr>
+        <w:t>SHapley</w:t>
+      </w:r>
+      <w:proofErr w:type="spellEnd"/>
+      <w:r>
+        <w:rPr>
+          <w:rFonts w:ascii="Times New Roman" w:eastAsia="宋体" w:hAnsi="Times New Roman" w:cs="Times New Roman" w:hint="eastAsia"/>
+          <w:color w:val="000000"/>
+          <w:kern w:val="0"/>
+          <w:sz w:val="18"/>
+          <w:szCs w:val="18"/>
+          <w:lang w:bidi="ar"/>
+        </w:rPr>
+        <w:t xml:space="preserve"> Additive </w:t>
+      </w:r>
+      <w:proofErr w:type="spellStart"/>
+      <w:r>
+        <w:rPr>
+          <w:rFonts w:ascii="Times New Roman" w:eastAsia="宋体" w:hAnsi="Times New Roman" w:cs="Times New Roman" w:hint="eastAsia"/>
+          <w:color w:val="000000"/>
+          <w:kern w:val="0"/>
+          <w:sz w:val="18"/>
+          <w:szCs w:val="18"/>
+          <w:lang w:bidi="ar"/>
+        </w:rPr>
+        <w:t>exPlanations</w:t>
+      </w:r>
+      <w:proofErr w:type="spellEnd"/>
       <w:r>
         <w:rPr>
           <w:rFonts w:ascii="Times New Roman" w:eastAsia="宋体" w:hAnsi="Times New Roman" w:cs="Times New Roman" w:hint="eastAsia"/>
@@ -1019,7 +1058,31 @@
           <w:szCs w:val="18"/>
           <w:lang w:bidi="ar"/>
         </w:rPr>
-        <w:t>神经网络模型，结合光谱反射率数据，反演了中国东部和中部地区的土壤有机质含量。沈润平等（未提供年份）则采用多元逐步回归模型和人工神经网络模型进行土壤有机质含量的估算，发现神经网络模型效果更佳。此外，纪文君等（</w:t>
+        <w:t>神经网络模型，结合光谱反射率数据，反演了中国东部和中部地区的土壤有机质含量。</w:t>
+      </w:r>
+      <w:proofErr w:type="gramStart"/>
+      <w:r>
+        <w:rPr>
+          <w:rFonts w:ascii="Times New Roman" w:eastAsia="宋体" w:hAnsi="Times New Roman" w:cs="Times New Roman" w:hint="eastAsia"/>
+          <w:color w:val="000000"/>
+          <w:kern w:val="0"/>
+          <w:sz w:val="18"/>
+          <w:szCs w:val="18"/>
+          <w:lang w:bidi="ar"/>
+        </w:rPr>
+        <w:t>沈润平等</w:t>
+      </w:r>
+      <w:proofErr w:type="gramEnd"/>
+      <w:r>
+        <w:rPr>
+          <w:rFonts w:ascii="Times New Roman" w:eastAsia="宋体" w:hAnsi="Times New Roman" w:cs="Times New Roman" w:hint="eastAsia"/>
+          <w:color w:val="000000"/>
+          <w:kern w:val="0"/>
+          <w:sz w:val="18"/>
+          <w:szCs w:val="18"/>
+          <w:lang w:bidi="ar"/>
+        </w:rPr>
+        <w:t>（未提供年份）则采用多元逐步回归模型和人工神经网络模型进行土壤有机质含量的估算，发现神经网络模型效果更佳。此外，纪文君等（</w:t>
       </w:r>
       <w:r>
         <w:rPr>
@@ -1219,17 +1282,31 @@
         </w:rPr>
         <w:t>（</w:t>
       </w:r>
-      <w:r>
-        <w:rPr>
-          <w:rFonts w:ascii="Times New Roman" w:eastAsia="宋体" w:hAnsi="Times New Roman" w:cs="Times New Roman" w:hint="eastAsia"/>
-          <w:color w:val="000000"/>
-          <w:kern w:val="0"/>
-          <w:sz w:val="18"/>
-          <w:szCs w:val="18"/>
-          <w:lang w:bidi="ar"/>
-        </w:rPr>
-        <w:t xml:space="preserve">SHapley Additive </w:t>
-      </w:r>
+      <w:proofErr w:type="spellStart"/>
+      <w:r>
+        <w:rPr>
+          <w:rFonts w:ascii="Times New Roman" w:eastAsia="宋体" w:hAnsi="Times New Roman" w:cs="Times New Roman" w:hint="eastAsia"/>
+          <w:color w:val="000000"/>
+          <w:kern w:val="0"/>
+          <w:sz w:val="18"/>
+          <w:szCs w:val="18"/>
+          <w:lang w:bidi="ar"/>
+        </w:rPr>
+        <w:t>SHapley</w:t>
+      </w:r>
+      <w:proofErr w:type="spellEnd"/>
+      <w:r>
+        <w:rPr>
+          <w:rFonts w:ascii="Times New Roman" w:eastAsia="宋体" w:hAnsi="Times New Roman" w:cs="Times New Roman" w:hint="eastAsia"/>
+          <w:color w:val="000000"/>
+          <w:kern w:val="0"/>
+          <w:sz w:val="18"/>
+          <w:szCs w:val="18"/>
+          <w:lang w:bidi="ar"/>
+        </w:rPr>
+        <w:t xml:space="preserve"> Additive </w:t>
+      </w:r>
+      <w:proofErr w:type="spellStart"/>
       <w:r>
         <w:rPr>
           <w:rFonts w:ascii="Times New Roman" w:eastAsia="宋体" w:hAnsi="Times New Roman" w:cs="Times New Roman" w:hint="eastAsia"/>
@@ -1242,6 +1319,7 @@
         <w:lastRenderedPageBreak/>
         <w:t>exPlanations</w:t>
       </w:r>
+      <w:proofErr w:type="spellEnd"/>
       <w:r>
         <w:rPr>
           <w:rFonts w:ascii="Times New Roman" w:eastAsia="宋体" w:hAnsi="Times New Roman" w:cs="Times New Roman" w:hint="eastAsia"/>
@@ -1830,19 +1908,56 @@
           <w:szCs w:val="18"/>
           <w:lang w:bidi="ar"/>
         </w:rPr>
-        <w:t xml:space="preserve"> Cunninghamia lanceolata</w:t>
-      </w:r>
-      <w:r>
-        <w:rPr>
-          <w:rFonts w:ascii="Times New Roman" w:eastAsia="宋体" w:hAnsi="Times New Roman" w:cs="Times New Roman" w:hint="eastAsia"/>
-          <w:color w:val="000000"/>
-          <w:kern w:val="0"/>
-          <w:sz w:val="18"/>
-          <w:szCs w:val="18"/>
-          <w:lang w:bidi="ar"/>
-        </w:rPr>
-        <w:t>、巨尾桉</w:t>
-      </w:r>
+        <w:t xml:space="preserve"> </w:t>
+      </w:r>
+      <w:proofErr w:type="spellStart"/>
+      <w:r>
+        <w:rPr>
+          <w:rFonts w:ascii="Times New Roman" w:eastAsia="宋体" w:hAnsi="Times New Roman" w:cs="Times New Roman" w:hint="eastAsia"/>
+          <w:color w:val="000000"/>
+          <w:kern w:val="0"/>
+          <w:sz w:val="18"/>
+          <w:szCs w:val="18"/>
+          <w:lang w:bidi="ar"/>
+        </w:rPr>
+        <w:t>Cunninghamia</w:t>
+      </w:r>
+      <w:proofErr w:type="spellEnd"/>
+      <w:r>
+        <w:rPr>
+          <w:rFonts w:ascii="Times New Roman" w:eastAsia="宋体" w:hAnsi="Times New Roman" w:cs="Times New Roman" w:hint="eastAsia"/>
+          <w:color w:val="000000"/>
+          <w:kern w:val="0"/>
+          <w:sz w:val="18"/>
+          <w:szCs w:val="18"/>
+          <w:lang w:bidi="ar"/>
+        </w:rPr>
+        <w:t xml:space="preserve"> lanceolata</w:t>
+      </w:r>
+      <w:r>
+        <w:rPr>
+          <w:rFonts w:ascii="Times New Roman" w:eastAsia="宋体" w:hAnsi="Times New Roman" w:cs="Times New Roman" w:hint="eastAsia"/>
+          <w:color w:val="000000"/>
+          <w:kern w:val="0"/>
+          <w:sz w:val="18"/>
+          <w:szCs w:val="18"/>
+          <w:lang w:bidi="ar"/>
+        </w:rPr>
+        <w:t>、巨尾</w:t>
+      </w:r>
+      <w:proofErr w:type="gramStart"/>
+      <w:r>
+        <w:rPr>
+          <w:rFonts w:ascii="Times New Roman" w:eastAsia="宋体" w:hAnsi="Times New Roman" w:cs="Times New Roman" w:hint="eastAsia"/>
+          <w:color w:val="000000"/>
+          <w:kern w:val="0"/>
+          <w:sz w:val="18"/>
+          <w:szCs w:val="18"/>
+          <w:lang w:bidi="ar"/>
+        </w:rPr>
+        <w:t>桉</w:t>
+      </w:r>
+      <w:proofErr w:type="gramEnd"/>
       <w:r>
         <w:rPr>
           <w:rFonts w:ascii="Times New Roman" w:eastAsia="宋体" w:hAnsi="Times New Roman" w:cs="Times New Roman" w:hint="eastAsia"/>
@@ -1874,8 +1989,21 @@
           <w:szCs w:val="18"/>
           <w:lang w:bidi="ar"/>
         </w:rPr>
-        <w:t xml:space="preserve"> E. urophylla</w:t>
-      </w:r>
+        <w:t xml:space="preserve"> E. </w:t>
+      </w:r>
+      <w:proofErr w:type="spellStart"/>
+      <w:r>
+        <w:rPr>
+          <w:rFonts w:ascii="Times New Roman" w:eastAsia="宋体" w:hAnsi="Times New Roman" w:cs="Times New Roman" w:hint="eastAsia"/>
+          <w:color w:val="000000"/>
+          <w:kern w:val="0"/>
+          <w:sz w:val="18"/>
+          <w:szCs w:val="18"/>
+          <w:lang w:bidi="ar"/>
+        </w:rPr>
+        <w:t>urophylla</w:t>
+      </w:r>
+      <w:proofErr w:type="spellEnd"/>
       <w:r>
         <w:rPr>
           <w:rFonts w:ascii="Times New Roman" w:eastAsia="宋体" w:hAnsi="Times New Roman" w:cs="Times New Roman" w:hint="eastAsia"/>
@@ -1896,7 +2024,31 @@
           <w:szCs w:val="18"/>
           <w:lang w:bidi="ar"/>
         </w:rPr>
-        <w:t xml:space="preserve">Pinus massoniana </w:t>
+        <w:t xml:space="preserve">Pinus </w:t>
+      </w:r>
+      <w:proofErr w:type="spellStart"/>
+      <w:r>
+        <w:rPr>
+          <w:rFonts w:ascii="Times New Roman" w:eastAsia="宋体" w:hAnsi="Times New Roman" w:cs="Times New Roman" w:hint="eastAsia"/>
+          <w:color w:val="000000"/>
+          <w:kern w:val="0"/>
+          <w:sz w:val="18"/>
+          <w:szCs w:val="18"/>
+          <w:lang w:bidi="ar"/>
+        </w:rPr>
+        <w:t>massoniana</w:t>
+      </w:r>
+      <w:proofErr w:type="spellEnd"/>
+      <w:r>
+        <w:rPr>
+          <w:rFonts w:ascii="Times New Roman" w:eastAsia="宋体" w:hAnsi="Times New Roman" w:cs="Times New Roman" w:hint="eastAsia"/>
+          <w:color w:val="000000"/>
+          <w:kern w:val="0"/>
+          <w:sz w:val="18"/>
+          <w:szCs w:val="18"/>
+          <w:lang w:bidi="ar"/>
+        </w:rPr>
+        <w:t xml:space="preserve"> </w:t>
       </w:r>
       <w:r>
         <w:rPr>
@@ -2135,7 +2287,31 @@
           <w:szCs w:val="18"/>
           <w:lang w:bidi="ar"/>
         </w:rPr>
-        <w:t>ASD FieldSpec 4</w:t>
+        <w:t xml:space="preserve">ASD </w:t>
+      </w:r>
+      <w:proofErr w:type="spellStart"/>
+      <w:r>
+        <w:rPr>
+          <w:rFonts w:ascii="Times New Roman" w:eastAsia="宋体" w:hAnsi="Times New Roman" w:cs="Times New Roman" w:hint="eastAsia"/>
+          <w:color w:val="000000"/>
+          <w:kern w:val="0"/>
+          <w:sz w:val="18"/>
+          <w:szCs w:val="18"/>
+          <w:lang w:bidi="ar"/>
+        </w:rPr>
+        <w:t>FieldSpec</w:t>
+      </w:r>
+      <w:proofErr w:type="spellEnd"/>
+      <w:r>
+        <w:rPr>
+          <w:rFonts w:ascii="Times New Roman" w:eastAsia="宋体" w:hAnsi="Times New Roman" w:cs="Times New Roman" w:hint="eastAsia"/>
+          <w:color w:val="000000"/>
+          <w:kern w:val="0"/>
+          <w:sz w:val="18"/>
+          <w:szCs w:val="18"/>
+          <w:lang w:bidi="ar"/>
+        </w:rPr>
+        <w:t xml:space="preserve"> 4</w:t>
       </w:r>
       <w:r>
         <w:rPr>
@@ -2157,7 +2333,31 @@
           <w:szCs w:val="18"/>
           <w:lang w:bidi="ar"/>
         </w:rPr>
-        <w:t>ASD FieldSpec 4</w:t>
+        <w:t xml:space="preserve">ASD </w:t>
+      </w:r>
+      <w:proofErr w:type="spellStart"/>
+      <w:r>
+        <w:rPr>
+          <w:rFonts w:ascii="Times New Roman" w:eastAsia="宋体" w:hAnsi="Times New Roman" w:cs="Times New Roman" w:hint="eastAsia"/>
+          <w:color w:val="000000"/>
+          <w:kern w:val="0"/>
+          <w:sz w:val="18"/>
+          <w:szCs w:val="18"/>
+          <w:lang w:bidi="ar"/>
+        </w:rPr>
+        <w:t>FieldSpec</w:t>
+      </w:r>
+      <w:proofErr w:type="spellEnd"/>
+      <w:r>
+        <w:rPr>
+          <w:rFonts w:ascii="Times New Roman" w:eastAsia="宋体" w:hAnsi="Times New Roman" w:cs="Times New Roman" w:hint="eastAsia"/>
+          <w:color w:val="000000"/>
+          <w:kern w:val="0"/>
+          <w:sz w:val="18"/>
+          <w:szCs w:val="18"/>
+          <w:lang w:bidi="ar"/>
+        </w:rPr>
+        <w:t xml:space="preserve"> 4</w:t>
       </w:r>
       <w:r>
         <w:rPr>
@@ -2322,7 +2522,31 @@
           <w:szCs w:val="18"/>
           <w:lang w:bidi="ar"/>
         </w:rPr>
-        <w:t>的垂直上方，视场角设置为</w:t>
+        <w:t>的垂直上方，视场</w:t>
+      </w:r>
+      <w:proofErr w:type="gramStart"/>
+      <w:r>
+        <w:rPr>
+          <w:rFonts w:ascii="Times New Roman" w:eastAsia="宋体" w:hAnsi="Times New Roman" w:cs="Times New Roman" w:hint="eastAsia"/>
+          <w:color w:val="000000"/>
+          <w:kern w:val="0"/>
+          <w:sz w:val="18"/>
+          <w:szCs w:val="18"/>
+          <w:lang w:bidi="ar"/>
+        </w:rPr>
+        <w:t>角设置</w:t>
+      </w:r>
+      <w:proofErr w:type="gramEnd"/>
+      <w:r>
+        <w:rPr>
+          <w:rFonts w:ascii="Times New Roman" w:eastAsia="宋体" w:hAnsi="Times New Roman" w:cs="Times New Roman" w:hint="eastAsia"/>
+          <w:color w:val="000000"/>
+          <w:kern w:val="0"/>
+          <w:sz w:val="18"/>
+          <w:szCs w:val="18"/>
+          <w:lang w:bidi="ar"/>
+        </w:rPr>
+        <w:t>为</w:t>
       </w:r>
       <w:r>
         <w:rPr>
@@ -2357,16 +2581,29 @@
         </w:rPr>
         <w:t>1000W</w:t>
       </w:r>
-      <w:r>
-        <w:rPr>
-          <w:rFonts w:ascii="Times New Roman" w:eastAsia="宋体" w:hAnsi="Times New Roman" w:cs="Times New Roman" w:hint="eastAsia"/>
-          <w:color w:val="000000"/>
-          <w:kern w:val="0"/>
-          <w:sz w:val="18"/>
-          <w:szCs w:val="18"/>
-          <w:lang w:bidi="ar"/>
-        </w:rPr>
-        <w:t>的卤光灯，距土壤表面</w:t>
+      <w:proofErr w:type="gramStart"/>
+      <w:r>
+        <w:rPr>
+          <w:rFonts w:ascii="Times New Roman" w:eastAsia="宋体" w:hAnsi="Times New Roman" w:cs="Times New Roman" w:hint="eastAsia"/>
+          <w:color w:val="000000"/>
+          <w:kern w:val="0"/>
+          <w:sz w:val="18"/>
+          <w:szCs w:val="18"/>
+          <w:lang w:bidi="ar"/>
+        </w:rPr>
+        <w:t>的卤光灯</w:t>
+      </w:r>
+      <w:proofErr w:type="gramEnd"/>
+      <w:r>
+        <w:rPr>
+          <w:rFonts w:ascii="Times New Roman" w:eastAsia="宋体" w:hAnsi="Times New Roman" w:cs="Times New Roman" w:hint="eastAsia"/>
+          <w:color w:val="000000"/>
+          <w:kern w:val="0"/>
+          <w:sz w:val="18"/>
+          <w:szCs w:val="18"/>
+          <w:lang w:bidi="ar"/>
+        </w:rPr>
+        <w:t>，距土壤表面</w:t>
       </w:r>
       <w:r>
         <w:rPr>
@@ -2662,16 +2899,29 @@
         </w:rPr>
         <w:t>、</w:t>
       </w:r>
-      <w:r>
-        <w:rPr>
-          <w:rFonts w:ascii="Times New Roman" w:eastAsia="宋体" w:hAnsi="Times New Roman" w:cs="Times New Roman" w:hint="eastAsia"/>
-          <w:color w:val="000000"/>
-          <w:kern w:val="0"/>
-          <w:sz w:val="18"/>
-          <w:szCs w:val="18"/>
-          <w:lang w:bidi="ar"/>
-        </w:rPr>
-        <w:t>多元正射矫正</w:t>
+      <w:proofErr w:type="gramStart"/>
+      <w:r>
+        <w:rPr>
+          <w:rFonts w:ascii="Times New Roman" w:eastAsia="宋体" w:hAnsi="Times New Roman" w:cs="Times New Roman" w:hint="eastAsia"/>
+          <w:color w:val="000000"/>
+          <w:kern w:val="0"/>
+          <w:sz w:val="18"/>
+          <w:szCs w:val="18"/>
+          <w:lang w:bidi="ar"/>
+        </w:rPr>
+        <w:t>多元正射</w:t>
+      </w:r>
+      <w:proofErr w:type="gramEnd"/>
+      <w:r>
+        <w:rPr>
+          <w:rFonts w:ascii="Times New Roman" w:eastAsia="宋体" w:hAnsi="Times New Roman" w:cs="Times New Roman" w:hint="eastAsia"/>
+          <w:color w:val="000000"/>
+          <w:kern w:val="0"/>
+          <w:sz w:val="18"/>
+          <w:szCs w:val="18"/>
+          <w:lang w:bidi="ar"/>
+        </w:rPr>
+        <w:t>矫正</w:t>
       </w:r>
       <w:r>
         <w:rPr>
@@ -3023,8 +3273,21 @@
           <w:szCs w:val="18"/>
           <w:lang w:bidi="ar"/>
         </w:rPr>
-        <w:t>、支持向量机</w:t>
-      </w:r>
+        <w:t>、支持</w:t>
+      </w:r>
+      <w:proofErr w:type="gramStart"/>
+      <w:r>
+        <w:rPr>
+          <w:rFonts w:ascii="Times New Roman" w:eastAsia="宋体" w:hAnsi="Times New Roman" w:cs="Times New Roman" w:hint="eastAsia"/>
+          <w:color w:val="000000"/>
+          <w:kern w:val="0"/>
+          <w:sz w:val="18"/>
+          <w:szCs w:val="18"/>
+          <w:lang w:bidi="ar"/>
+        </w:rPr>
+        <w:t>向量机</w:t>
+      </w:r>
+      <w:proofErr w:type="gramEnd"/>
       <w:r>
         <w:rPr>
           <w:rFonts w:ascii="Times New Roman" w:eastAsia="宋体" w:hAnsi="Times New Roman" w:cs="Times New Roman" w:hint="eastAsia"/>
@@ -3080,6 +3343,7 @@
         </w:rPr>
         <w:t>弹性网络</w:t>
       </w:r>
+      <w:proofErr w:type="spellStart"/>
       <w:r>
         <w:rPr>
           <w:rFonts w:ascii="Times New Roman" w:eastAsia="宋体" w:hAnsi="Times New Roman" w:cs="Times New Roman"/>
@@ -3091,6 +3355,7 @@
         </w:rPr>
         <w:t>ElasticNet</w:t>
       </w:r>
+      <w:proofErr w:type="spellEnd"/>
       <w:r>
         <w:rPr>
           <w:rFonts w:ascii="Times New Roman" w:eastAsia="宋体" w:hAnsi="Times New Roman" w:cs="Times New Roman" w:hint="eastAsia"/>
@@ -3146,6 +3411,7 @@
         </w:rPr>
         <w:t>梯度提升</w:t>
       </w:r>
+      <w:proofErr w:type="spellStart"/>
       <w:r>
         <w:rPr>
           <w:rFonts w:ascii="Times New Roman" w:eastAsia="宋体" w:hAnsi="Times New Roman" w:cs="Times New Roman"/>
@@ -3157,6 +3423,7 @@
         </w:rPr>
         <w:t>GradientBoosting</w:t>
       </w:r>
+      <w:proofErr w:type="spellEnd"/>
       <w:r>
         <w:rPr>
           <w:rFonts w:ascii="Times New Roman" w:eastAsia="宋体" w:hAnsi="Times New Roman" w:cs="Times New Roman" w:hint="eastAsia"/>
@@ -3223,6 +3490,7 @@
         </w:rPr>
         <w:t>，</w:t>
       </w:r>
+      <w:proofErr w:type="spellStart"/>
       <w:r>
         <w:rPr>
           <w:rFonts w:ascii="Times New Roman" w:eastAsia="宋体" w:hAnsi="Times New Roman" w:cs="Times New Roman"/>
@@ -3267,6 +3535,7 @@
         </w:rPr>
         <w:t>ransformer</w:t>
       </w:r>
+      <w:proofErr w:type="spellEnd"/>
       <w:r>
         <w:rPr>
           <w:rFonts w:ascii="Times New Roman" w:eastAsia="宋体" w:hAnsi="Times New Roman" w:cs="Times New Roman" w:hint="eastAsia"/>
@@ -3605,7 +3874,31 @@
           <w:szCs w:val="18"/>
           <w:lang w:bidi="ar"/>
         </w:rPr>
-        <w:t>模型架构的全链路优化，为高维光谱数据挖掘提供了多维度方法融合的创新路径。</w:t>
+        <w:t>模型架构的全链路优化，为高维光谱数据挖掘提供了多维</w:t>
+      </w:r>
+      <w:proofErr w:type="gramStart"/>
+      <w:r>
+        <w:rPr>
+          <w:rFonts w:ascii="Times New Roman" w:eastAsia="宋体" w:hAnsi="Times New Roman" w:cs="Times New Roman" w:hint="eastAsia"/>
+          <w:color w:val="000000"/>
+          <w:kern w:val="0"/>
+          <w:sz w:val="18"/>
+          <w:szCs w:val="18"/>
+          <w:lang w:bidi="ar"/>
+        </w:rPr>
+        <w:t>度方法</w:t>
+      </w:r>
+      <w:proofErr w:type="gramEnd"/>
+      <w:r>
+        <w:rPr>
+          <w:rFonts w:ascii="Times New Roman" w:eastAsia="宋体" w:hAnsi="Times New Roman" w:cs="Times New Roman" w:hint="eastAsia"/>
+          <w:color w:val="000000"/>
+          <w:kern w:val="0"/>
+          <w:sz w:val="18"/>
+          <w:szCs w:val="18"/>
+          <w:lang w:bidi="ar"/>
+        </w:rPr>
+        <w:t>融合的创新路径。</w:t>
       </w:r>
       <w:r>
         <w:rPr>
@@ -4223,7 +4516,19 @@
           <w:szCs w:val="18"/>
           <w:lang w:bidi="ar"/>
         </w:rPr>
-        <w:t>Multiplicative Scatter Correction,</w:t>
+        <w:t xml:space="preserve">Multiplicative Scatter </w:t>
+      </w:r>
+      <w:proofErr w:type="spellStart"/>
+      <w:r>
+        <w:rPr>
+          <w:rFonts w:ascii="Times New Roman" w:eastAsia="宋体" w:hAnsi="Times New Roman" w:cs="Times New Roman" w:hint="eastAsia"/>
+          <w:color w:val="000000"/>
+          <w:kern w:val="0"/>
+          <w:sz w:val="18"/>
+          <w:szCs w:val="18"/>
+          <w:lang w:bidi="ar"/>
+        </w:rPr>
+        <w:t>Correction,</w:t>
       </w:r>
       <w:r>
         <w:rPr>
@@ -4236,6 +4541,7 @@
         </w:rPr>
         <w:t>MSC</w:t>
       </w:r>
+      <w:proofErr w:type="spellEnd"/>
       <w:r>
         <w:rPr>
           <w:rFonts w:ascii="Times New Roman" w:eastAsia="宋体" w:hAnsi="Times New Roman" w:cs="Times New Roman" w:hint="eastAsia"/>
@@ -4267,7 +4573,55 @@
           <w:szCs w:val="18"/>
           <w:lang w:bidi="ar"/>
         </w:rPr>
-        <w:t>可以有效的消除由于散射水平不同带来的光谱差异，从而增强光谱与数据之间的相关性。该方法通过理想光谱修正光谱数据的基线平移和偏移现象，而实际中，我们无法获取真正的理想光谱数据，因此我们常常假设所有光谱数据的平均值作为”理想光谱”。</w:t>
+        <w:t>可以有效的消除由于散射水平不同带来的光谱差异，从而增强光谱与数据之间的相关性。该方法通过理想光谱修正光谱数据的基线平移和偏移现象，而实际中，我们无法获取真正的理想光谱数据，因此我们常常假设所有光谱数据的平均值作为</w:t>
+      </w:r>
+      <w:proofErr w:type="gramStart"/>
+      <w:r>
+        <w:rPr>
+          <w:rFonts w:ascii="Times New Roman" w:eastAsia="宋体" w:hAnsi="Times New Roman" w:cs="Times New Roman" w:hint="eastAsia"/>
+          <w:color w:val="000000"/>
+          <w:kern w:val="0"/>
+          <w:sz w:val="18"/>
+          <w:szCs w:val="18"/>
+          <w:lang w:bidi="ar"/>
+        </w:rPr>
+        <w:t>”</w:t>
+      </w:r>
+      <w:proofErr w:type="gramEnd"/>
+      <w:r>
+        <w:rPr>
+          <w:rFonts w:ascii="Times New Roman" w:eastAsia="宋体" w:hAnsi="Times New Roman" w:cs="Times New Roman" w:hint="eastAsia"/>
+          <w:color w:val="000000"/>
+          <w:kern w:val="0"/>
+          <w:sz w:val="18"/>
+          <w:szCs w:val="18"/>
+          <w:lang w:bidi="ar"/>
+        </w:rPr>
+        <w:t>理想光谱</w:t>
+      </w:r>
+      <w:proofErr w:type="gramStart"/>
+      <w:r>
+        <w:rPr>
+          <w:rFonts w:ascii="Times New Roman" w:eastAsia="宋体" w:hAnsi="Times New Roman" w:cs="Times New Roman" w:hint="eastAsia"/>
+          <w:color w:val="000000"/>
+          <w:kern w:val="0"/>
+          <w:sz w:val="18"/>
+          <w:szCs w:val="18"/>
+          <w:lang w:bidi="ar"/>
+        </w:rPr>
+        <w:t>”</w:t>
+      </w:r>
+      <w:proofErr w:type="gramEnd"/>
+      <w:r>
+        <w:rPr>
+          <w:rFonts w:ascii="Times New Roman" w:eastAsia="宋体" w:hAnsi="Times New Roman" w:cs="Times New Roman" w:hint="eastAsia"/>
+          <w:color w:val="000000"/>
+          <w:kern w:val="0"/>
+          <w:sz w:val="18"/>
+          <w:szCs w:val="18"/>
+          <w:lang w:bidi="ar"/>
+        </w:rPr>
+        <w:t>。</w:t>
       </w:r>
       <w:r>
         <w:rPr>
@@ -4882,7 +5236,31 @@
           <w:szCs w:val="18"/>
           <w:lang w:bidi="ar"/>
         </w:rPr>
-        <w:t>）通过多尺度分解实现信号去噪与特征提取</w:t>
+        <w:t>）通过多尺度分解实现信号</w:t>
+      </w:r>
+      <w:proofErr w:type="gramStart"/>
+      <w:r>
+        <w:rPr>
+          <w:rFonts w:ascii="Times New Roman" w:eastAsia="宋体" w:hAnsi="Times New Roman" w:cs="Times New Roman"/>
+          <w:color w:val="000000"/>
+          <w:kern w:val="0"/>
+          <w:sz w:val="18"/>
+          <w:szCs w:val="18"/>
+          <w:lang w:bidi="ar"/>
+        </w:rPr>
+        <w:t>去噪与</w:t>
+      </w:r>
+      <w:proofErr w:type="gramEnd"/>
+      <w:r>
+        <w:rPr>
+          <w:rFonts w:ascii="Times New Roman" w:eastAsia="宋体" w:hAnsi="Times New Roman" w:cs="Times New Roman"/>
+          <w:color w:val="000000"/>
+          <w:kern w:val="0"/>
+          <w:sz w:val="18"/>
+          <w:szCs w:val="18"/>
+          <w:lang w:bidi="ar"/>
+        </w:rPr>
+        <w:t>特征提取</w:t>
       </w:r>
       <w:r>
         <w:rPr>
@@ -4929,16 +5307,29 @@
         </w:rPr>
         <w:t>Daubechies</w:t>
       </w:r>
-      <w:r>
-        <w:rPr>
-          <w:rFonts w:ascii="Times New Roman" w:eastAsia="宋体" w:hAnsi="Times New Roman" w:cs="Times New Roman"/>
-          <w:color w:val="000000"/>
-          <w:kern w:val="0"/>
-          <w:sz w:val="18"/>
-          <w:szCs w:val="18"/>
-          <w:lang w:bidi="ar"/>
-        </w:rPr>
-        <w:t>小波基函数对光谱进行</w:t>
+      <w:proofErr w:type="gramStart"/>
+      <w:r>
+        <w:rPr>
+          <w:rFonts w:ascii="Times New Roman" w:eastAsia="宋体" w:hAnsi="Times New Roman" w:cs="Times New Roman"/>
+          <w:color w:val="000000"/>
+          <w:kern w:val="0"/>
+          <w:sz w:val="18"/>
+          <w:szCs w:val="18"/>
+          <w:lang w:bidi="ar"/>
+        </w:rPr>
+        <w:t>小波基函数</w:t>
+      </w:r>
+      <w:proofErr w:type="gramEnd"/>
+      <w:r>
+        <w:rPr>
+          <w:rFonts w:ascii="Times New Roman" w:eastAsia="宋体" w:hAnsi="Times New Roman" w:cs="Times New Roman"/>
+          <w:color w:val="000000"/>
+          <w:kern w:val="0"/>
+          <w:sz w:val="18"/>
+          <w:szCs w:val="18"/>
+          <w:lang w:bidi="ar"/>
+        </w:rPr>
+        <w:t>对光谱进行</w:t>
       </w:r>
       <w:r>
         <w:rPr>
@@ -5957,7 +6348,31 @@
           <w:szCs w:val="18"/>
           <w:lang w:bidi="ar"/>
         </w:rPr>
-        <w:t>高斯噪声，在光谱维上产生差异和抖动，使网络在学习光谱信息时能获得更好的鲁棒性。</w:t>
+        <w:t>高斯噪声，在</w:t>
+      </w:r>
+      <w:proofErr w:type="gramStart"/>
+      <w:r>
+        <w:rPr>
+          <w:rFonts w:ascii="Times New Roman" w:eastAsia="宋体" w:hAnsi="Times New Roman" w:cs="Times New Roman" w:hint="eastAsia"/>
+          <w:color w:val="000000"/>
+          <w:kern w:val="0"/>
+          <w:sz w:val="18"/>
+          <w:szCs w:val="18"/>
+          <w:lang w:bidi="ar"/>
+        </w:rPr>
+        <w:t>光谱维上产生</w:t>
+      </w:r>
+      <w:proofErr w:type="gramEnd"/>
+      <w:r>
+        <w:rPr>
+          <w:rFonts w:ascii="Times New Roman" w:eastAsia="宋体" w:hAnsi="Times New Roman" w:cs="Times New Roman" w:hint="eastAsia"/>
+          <w:color w:val="000000"/>
+          <w:kern w:val="0"/>
+          <w:sz w:val="18"/>
+          <w:szCs w:val="18"/>
+          <w:lang w:bidi="ar"/>
+        </w:rPr>
+        <w:t>差异和抖动，使网络在学习光谱信息时能获得更好的鲁棒性。</w:t>
       </w:r>
       <w:r>
         <w:rPr>
@@ -6293,16 +6708,29 @@
         </w:rPr>
         <w:t>的一种改进形式。深度可分离卷积神经网络（</w:t>
       </w:r>
-      <w:r>
-        <w:rPr>
-          <w:rFonts w:ascii="Times New Roman" w:eastAsia="宋体" w:hAnsi="Times New Roman" w:cs="Times New Roman" w:hint="eastAsia"/>
-          <w:color w:val="000000"/>
-          <w:kern w:val="0"/>
-          <w:sz w:val="18"/>
-          <w:szCs w:val="18"/>
-          <w:lang w:bidi="ar"/>
-        </w:rPr>
-        <w:t>Depthwise Separable Convolutional Neural Network, DCNN</w:t>
+      <w:proofErr w:type="spellStart"/>
+      <w:r>
+        <w:rPr>
+          <w:rFonts w:ascii="Times New Roman" w:eastAsia="宋体" w:hAnsi="Times New Roman" w:cs="Times New Roman" w:hint="eastAsia"/>
+          <w:color w:val="000000"/>
+          <w:kern w:val="0"/>
+          <w:sz w:val="18"/>
+          <w:szCs w:val="18"/>
+          <w:lang w:bidi="ar"/>
+        </w:rPr>
+        <w:t>Depthwise</w:t>
+      </w:r>
+      <w:proofErr w:type="spellEnd"/>
+      <w:r>
+        <w:rPr>
+          <w:rFonts w:ascii="Times New Roman" w:eastAsia="宋体" w:hAnsi="Times New Roman" w:cs="Times New Roman" w:hint="eastAsia"/>
+          <w:color w:val="000000"/>
+          <w:kern w:val="0"/>
+          <w:sz w:val="18"/>
+          <w:szCs w:val="18"/>
+          <w:lang w:bidi="ar"/>
+        </w:rPr>
+        <w:t xml:space="preserve"> Separable Convolutional Neural Network, DCNN</w:t>
       </w:r>
       <w:r>
         <w:rPr>
@@ -7037,16 +7465,29 @@
           <m:t>p</m:t>
         </m:r>
       </m:oMath>
-      <w:r>
-        <w:rPr>
-          <w:rFonts w:ascii="Times New Roman" w:eastAsia="宋体" w:hAnsi="Times New Roman" w:cs="Times New Roman" w:hint="eastAsia"/>
-          <w:color w:val="000000"/>
-          <w:kern w:val="0"/>
-          <w:sz w:val="18"/>
-          <w:szCs w:val="18"/>
-          <w:lang w:bidi="ar"/>
-        </w:rPr>
-        <w:t>个深度可分离动态卷积滤波器集。</w:t>
+      <w:proofErr w:type="gramStart"/>
+      <w:r>
+        <w:rPr>
+          <w:rFonts w:ascii="Times New Roman" w:eastAsia="宋体" w:hAnsi="Times New Roman" w:cs="Times New Roman" w:hint="eastAsia"/>
+          <w:color w:val="000000"/>
+          <w:kern w:val="0"/>
+          <w:sz w:val="18"/>
+          <w:szCs w:val="18"/>
+          <w:lang w:bidi="ar"/>
+        </w:rPr>
+        <w:t>个</w:t>
+      </w:r>
+      <w:proofErr w:type="gramEnd"/>
+      <w:r>
+        <w:rPr>
+          <w:rFonts w:ascii="Times New Roman" w:eastAsia="宋体" w:hAnsi="Times New Roman" w:cs="Times New Roman" w:hint="eastAsia"/>
+          <w:color w:val="000000"/>
+          <w:kern w:val="0"/>
+          <w:sz w:val="18"/>
+          <w:szCs w:val="18"/>
+          <w:lang w:bidi="ar"/>
+        </w:rPr>
+        <w:t>深度可分离动态卷积滤波器集。</w:t>
       </w:r>
       <w:r>
         <w:rPr>
@@ -7126,16 +7567,29 @@
           </m:sub>
         </m:sSub>
       </m:oMath>
-      <w:r>
-        <w:rPr>
-          <w:rFonts w:ascii="Times New Roman" w:eastAsia="宋体" w:hAnsi="Times New Roman" w:cs="Times New Roman" w:hint="eastAsia"/>
-          <w:color w:val="000000"/>
-          <w:kern w:val="0"/>
-          <w:sz w:val="18"/>
-          <w:szCs w:val="18"/>
-          <w:lang w:bidi="ar"/>
-        </w:rPr>
-        <w:t>个扩张率的尺度金字塔中的扩张率。</w:t>
+      <w:proofErr w:type="gramStart"/>
+      <w:r>
+        <w:rPr>
+          <w:rFonts w:ascii="Times New Roman" w:eastAsia="宋体" w:hAnsi="Times New Roman" w:cs="Times New Roman" w:hint="eastAsia"/>
+          <w:color w:val="000000"/>
+          <w:kern w:val="0"/>
+          <w:sz w:val="18"/>
+          <w:szCs w:val="18"/>
+          <w:lang w:bidi="ar"/>
+        </w:rPr>
+        <w:t>个</w:t>
+      </w:r>
+      <w:proofErr w:type="gramEnd"/>
+      <w:r>
+        <w:rPr>
+          <w:rFonts w:ascii="Times New Roman" w:eastAsia="宋体" w:hAnsi="Times New Roman" w:cs="Times New Roman" w:hint="eastAsia"/>
+          <w:color w:val="000000"/>
+          <w:kern w:val="0"/>
+          <w:sz w:val="18"/>
+          <w:szCs w:val="18"/>
+          <w:lang w:bidi="ar"/>
+        </w:rPr>
+        <w:t>扩张率的尺度金字塔中的扩张率。</w:t>
       </w:r>
       <m:oMath>
         <m:sSub>
@@ -8397,16 +8851,29 @@
         </w:rPr>
         <w:t xml:space="preserve"> </w:t>
       </w:r>
-      <w:r>
-        <w:rPr>
-          <w:rFonts w:ascii="Times New Roman" w:eastAsia="宋体" w:hAnsi="Times New Roman" w:cs="Times New Roman" w:hint="eastAsia"/>
-          <w:color w:val="000000"/>
-          <w:kern w:val="0"/>
-          <w:sz w:val="18"/>
-          <w:szCs w:val="18"/>
-          <w:lang w:bidi="ar"/>
-        </w:rPr>
-        <w:t>个输出特征图。</w:t>
+      <w:proofErr w:type="gramStart"/>
+      <w:r>
+        <w:rPr>
+          <w:rFonts w:ascii="Times New Roman" w:eastAsia="宋体" w:hAnsi="Times New Roman" w:cs="Times New Roman" w:hint="eastAsia"/>
+          <w:color w:val="000000"/>
+          <w:kern w:val="0"/>
+          <w:sz w:val="18"/>
+          <w:szCs w:val="18"/>
+          <w:lang w:bidi="ar"/>
+        </w:rPr>
+        <w:t>个</w:t>
+      </w:r>
+      <w:proofErr w:type="gramEnd"/>
+      <w:r>
+        <w:rPr>
+          <w:rFonts w:ascii="Times New Roman" w:eastAsia="宋体" w:hAnsi="Times New Roman" w:cs="Times New Roman" w:hint="eastAsia"/>
+          <w:color w:val="000000"/>
+          <w:kern w:val="0"/>
+          <w:sz w:val="18"/>
+          <w:szCs w:val="18"/>
+          <w:lang w:bidi="ar"/>
+        </w:rPr>
+        <w:t>输出特征图。</w:t>
       </w:r>
       <w:r>
         <w:rPr>
@@ -8694,16 +9161,29 @@
         </w:rPr>
         <w:t xml:space="preserve"> </w:t>
       </w:r>
-      <w:r>
-        <w:rPr>
-          <w:rFonts w:ascii="Times New Roman" w:eastAsia="宋体" w:hAnsi="Times New Roman" w:cs="Times New Roman" w:hint="eastAsia"/>
-          <w:color w:val="000000"/>
-          <w:kern w:val="0"/>
-          <w:sz w:val="18"/>
-          <w:szCs w:val="18"/>
-          <w:lang w:bidi="ar"/>
-        </w:rPr>
-        <w:t>个扩张率。</w:t>
+      <w:proofErr w:type="gramStart"/>
+      <w:r>
+        <w:rPr>
+          <w:rFonts w:ascii="Times New Roman" w:eastAsia="宋体" w:hAnsi="Times New Roman" w:cs="Times New Roman" w:hint="eastAsia"/>
+          <w:color w:val="000000"/>
+          <w:kern w:val="0"/>
+          <w:sz w:val="18"/>
+          <w:szCs w:val="18"/>
+          <w:lang w:bidi="ar"/>
+        </w:rPr>
+        <w:t>个</w:t>
+      </w:r>
+      <w:proofErr w:type="gramEnd"/>
+      <w:r>
+        <w:rPr>
+          <w:rFonts w:ascii="Times New Roman" w:eastAsia="宋体" w:hAnsi="Times New Roman" w:cs="Times New Roman" w:hint="eastAsia"/>
+          <w:color w:val="000000"/>
+          <w:kern w:val="0"/>
+          <w:sz w:val="18"/>
+          <w:szCs w:val="18"/>
+          <w:lang w:bidi="ar"/>
+        </w:rPr>
+        <w:t>扩张率。</w:t>
       </w:r>
     </w:p>
     <w:p>
@@ -9845,7 +10325,31 @@
           <w:szCs w:val="18"/>
           <w:lang w:bidi="ar"/>
         </w:rPr>
-        <w:t>）及轻量化注意力门控单元。通过特征图驱动的权重生成网络，动态调整各卷积核的混合比例，实现输入自适应的特征提取。残差连接模块采用跨层恒等映射与</w:t>
+        <w:t>）及轻量化注意力门控单元。通过特征图驱动的权重生成网络，动态调整各卷积核的混合比例，实现输入自适应的特征提取。残差连接模块</w:t>
+      </w:r>
+      <w:proofErr w:type="gramStart"/>
+      <w:r>
+        <w:rPr>
+          <w:rFonts w:ascii="Times New Roman" w:eastAsia="宋体" w:hAnsi="Times New Roman" w:cs="Times New Roman" w:hint="eastAsia"/>
+          <w:color w:val="000000"/>
+          <w:kern w:val="0"/>
+          <w:sz w:val="18"/>
+          <w:szCs w:val="18"/>
+          <w:lang w:bidi="ar"/>
+        </w:rPr>
+        <w:t>采用跨层恒等</w:t>
+      </w:r>
+      <w:proofErr w:type="gramEnd"/>
+      <w:r>
+        <w:rPr>
+          <w:rFonts w:ascii="Times New Roman" w:eastAsia="宋体" w:hAnsi="Times New Roman" w:cs="Times New Roman" w:hint="eastAsia"/>
+          <w:color w:val="000000"/>
+          <w:kern w:val="0"/>
+          <w:sz w:val="18"/>
+          <w:szCs w:val="18"/>
+          <w:lang w:bidi="ar"/>
+        </w:rPr>
+        <w:t>映射与</w:t>
       </w:r>
       <w:r>
         <w:rPr>
@@ -10050,6 +10554,7 @@
           <w:lang w:bidi="ar"/>
         </w:rPr>
       </w:pPr>
+      <w:proofErr w:type="gramStart"/>
       <w:r>
         <w:rPr>
           <w:rFonts w:ascii="Times New Roman" w:eastAsia="宋体" w:hAnsi="Times New Roman" w:cs="Times New Roman" w:hint="eastAsia"/>
@@ -10076,6 +10581,7 @@
         </w:rPr>
         <w:t>.</w:t>
       </w:r>
+      <w:proofErr w:type="gramEnd"/>
       <w:r>
         <w:rPr>
           <w:rFonts w:ascii="Times New Roman" w:eastAsia="宋体" w:hAnsi="Times New Roman" w:cs="Times New Roman" w:hint="eastAsia"/>
@@ -10281,7 +10787,31 @@
           <w:szCs w:val="18"/>
           <w:lang w:bidi="ar"/>
         </w:rPr>
-        <w:t>能有效处理高维数据并降低过拟合风险。</w:t>
+        <w:t>能有效处理高</w:t>
+      </w:r>
+      <w:proofErr w:type="gramStart"/>
+      <w:r>
+        <w:rPr>
+          <w:rFonts w:ascii="Times New Roman" w:eastAsia="宋体" w:hAnsi="Times New Roman" w:cs="Times New Roman"/>
+          <w:color w:val="000000"/>
+          <w:kern w:val="0"/>
+          <w:sz w:val="18"/>
+          <w:szCs w:val="18"/>
+          <w:lang w:bidi="ar"/>
+        </w:rPr>
+        <w:t>维数据并降低</w:t>
+      </w:r>
+      <w:proofErr w:type="gramEnd"/>
+      <w:r>
+        <w:rPr>
+          <w:rFonts w:ascii="Times New Roman" w:eastAsia="宋体" w:hAnsi="Times New Roman" w:cs="Times New Roman"/>
+          <w:color w:val="000000"/>
+          <w:kern w:val="0"/>
+          <w:sz w:val="18"/>
+          <w:szCs w:val="18"/>
+          <w:lang w:bidi="ar"/>
+        </w:rPr>
+        <w:t>过拟合风险。</w:t>
       </w:r>
     </w:p>
     <w:p>
@@ -10396,7 +10926,31 @@
           <w:szCs w:val="18"/>
           <w:lang w:bidi="ar"/>
         </w:rPr>
-        <w:t>通过特征随机选择与样本随机采样增强模型泛化能力，对高维数据、非线性和交互作用具有较强捕捉能力，且天然支持特征重要性评估，常用于分类、回归及特征选择任务。</w:t>
+        <w:t>通过特征随机选择与样本随机采样增强模型泛化能力，对高维数据、非线性和交互作用具有较强捕捉能力，且</w:t>
+      </w:r>
+      <w:proofErr w:type="gramStart"/>
+      <w:r>
+        <w:rPr>
+          <w:rFonts w:ascii="Times New Roman" w:eastAsia="宋体" w:hAnsi="Times New Roman" w:cs="Times New Roman"/>
+          <w:color w:val="000000"/>
+          <w:kern w:val="0"/>
+          <w:sz w:val="18"/>
+          <w:szCs w:val="18"/>
+          <w:lang w:bidi="ar"/>
+        </w:rPr>
+        <w:t>天然支持</w:t>
+      </w:r>
+      <w:proofErr w:type="gramEnd"/>
+      <w:r>
+        <w:rPr>
+          <w:rFonts w:ascii="Times New Roman" w:eastAsia="宋体" w:hAnsi="Times New Roman" w:cs="Times New Roman"/>
+          <w:color w:val="000000"/>
+          <w:kern w:val="0"/>
+          <w:sz w:val="18"/>
+          <w:szCs w:val="18"/>
+          <w:lang w:bidi="ar"/>
+        </w:rPr>
+        <w:t>特征重要性评估，常用于分类、回归及特征选择任务。</w:t>
       </w:r>
     </w:p>
     <w:p>
@@ -10573,6 +11127,7 @@
         </w:rPr>
         <w:t>弹性网络（</w:t>
       </w:r>
+      <w:proofErr w:type="spellStart"/>
       <w:r>
         <w:rPr>
           <w:rFonts w:ascii="Times New Roman" w:eastAsia="宋体" w:hAnsi="Times New Roman" w:cs="Times New Roman"/>
@@ -10584,6 +11139,7 @@
         </w:rPr>
         <w:t>ElasticNet</w:t>
       </w:r>
+      <w:proofErr w:type="spellEnd"/>
       <w:r>
         <w:rPr>
           <w:rFonts w:ascii="Times New Roman" w:eastAsia="宋体" w:hAnsi="Times New Roman" w:cs="Times New Roman" w:hint="eastAsia"/>
@@ -10692,7 +11248,31 @@
           <w:szCs w:val="18"/>
           <w:lang w:bidi="ar"/>
         </w:rPr>
-        <w:t>）正则化的线性回归方法，旨在通过同时引入两种正则化项来平衡特征选择与模型稳定性。其核心思想是利用</w:t>
+        <w:t>）正则化的线性回归方法，旨在通过同时引入两种</w:t>
+      </w:r>
+      <w:proofErr w:type="gramStart"/>
+      <w:r>
+        <w:rPr>
+          <w:rFonts w:ascii="Times New Roman" w:eastAsia="宋体" w:hAnsi="Times New Roman" w:cs="Times New Roman"/>
+          <w:color w:val="000000"/>
+          <w:kern w:val="0"/>
+          <w:sz w:val="18"/>
+          <w:szCs w:val="18"/>
+          <w:lang w:bidi="ar"/>
+        </w:rPr>
+        <w:t>正则化项来</w:t>
+      </w:r>
+      <w:proofErr w:type="gramEnd"/>
+      <w:r>
+        <w:rPr>
+          <w:rFonts w:ascii="Times New Roman" w:eastAsia="宋体" w:hAnsi="Times New Roman" w:cs="Times New Roman"/>
+          <w:color w:val="000000"/>
+          <w:kern w:val="0"/>
+          <w:sz w:val="18"/>
+          <w:szCs w:val="18"/>
+          <w:lang w:bidi="ar"/>
+        </w:rPr>
+        <w:t>平衡特征选择与模型稳定性。其核心思想是利用</w:t>
       </w:r>
       <w:r>
         <w:rPr>
@@ -10928,7 +11508,31 @@
           <w:szCs w:val="18"/>
           <w:lang w:bidi="ar"/>
         </w:rPr>
-        <w:t>正则化项（系数平方的惩罚项）来压缩模型参数，解决普通线性回归中可能存在的过拟合和多重共线性问题。它的目标是在最小化预测误差的同时，限制模型系数的大小，从而提升模型泛化能力。相较于普通线性回归，</w:t>
+        <w:t>正则化项（系数平方的惩罚项）来压缩模型参数，解决普通线性回归中可能存在的过拟合和多重共线性问题。它的目标是在最小</w:t>
+      </w:r>
+      <w:proofErr w:type="gramStart"/>
+      <w:r>
+        <w:rPr>
+          <w:rFonts w:ascii="Times New Roman" w:eastAsia="宋体" w:hAnsi="Times New Roman" w:cs="Times New Roman" w:hint="eastAsia"/>
+          <w:color w:val="000000"/>
+          <w:kern w:val="0"/>
+          <w:sz w:val="18"/>
+          <w:szCs w:val="18"/>
+          <w:lang w:bidi="ar"/>
+        </w:rPr>
+        <w:t>化预测</w:t>
+      </w:r>
+      <w:proofErr w:type="gramEnd"/>
+      <w:r>
+        <w:rPr>
+          <w:rFonts w:ascii="Times New Roman" w:eastAsia="宋体" w:hAnsi="Times New Roman" w:cs="Times New Roman" w:hint="eastAsia"/>
+          <w:color w:val="000000"/>
+          <w:kern w:val="0"/>
+          <w:sz w:val="18"/>
+          <w:szCs w:val="18"/>
+          <w:lang w:bidi="ar"/>
+        </w:rPr>
+        <w:t>误差的同时，限制模型系数的大小，从而提升模型泛化能力。相较于普通线性回归，</w:t>
       </w:r>
       <w:r>
         <w:rPr>
@@ -10950,18 +11554,90 @@
           <w:szCs w:val="18"/>
           <w:lang w:bidi="ar"/>
         </w:rPr>
-        <w:t>回归的优点包括：抑制过拟合：通过正则化降低模型对噪声的敏感性，防止复杂模型在训练集上表现过优而在测试集上表现差；稳定共线性数据：当特征间高度相关时，普通线性回归的系数估计可能不稳定甚至不可解，而</w:t>
-      </w:r>
-      <w:r>
-        <w:rPr>
-          <w:rFonts w:ascii="Times New Roman" w:eastAsia="宋体" w:hAnsi="Times New Roman" w:cs="Times New Roman" w:hint="eastAsia"/>
-          <w:color w:val="000000"/>
-          <w:kern w:val="0"/>
-          <w:sz w:val="18"/>
-          <w:szCs w:val="18"/>
-          <w:lang w:bidi="ar"/>
-        </w:rPr>
-        <w:t xml:space="preserve"> Ridge </w:t>
+        <w:t>回归的优点包括：抑制过拟合：通过正则</w:t>
+      </w:r>
+      <w:proofErr w:type="gramStart"/>
+      <w:r>
+        <w:rPr>
+          <w:rFonts w:ascii="Times New Roman" w:eastAsia="宋体" w:hAnsi="Times New Roman" w:cs="Times New Roman" w:hint="eastAsia"/>
+          <w:color w:val="000000"/>
+          <w:kern w:val="0"/>
+          <w:sz w:val="18"/>
+          <w:szCs w:val="18"/>
+          <w:lang w:bidi="ar"/>
+        </w:rPr>
+        <w:t>化降低</w:t>
+      </w:r>
+      <w:proofErr w:type="gramEnd"/>
+      <w:r>
+        <w:rPr>
+          <w:rFonts w:ascii="Times New Roman" w:eastAsia="宋体" w:hAnsi="Times New Roman" w:cs="Times New Roman" w:hint="eastAsia"/>
+          <w:color w:val="000000"/>
+          <w:kern w:val="0"/>
+          <w:sz w:val="18"/>
+          <w:szCs w:val="18"/>
+          <w:lang w:bidi="ar"/>
+        </w:rPr>
+        <w:t>模型对噪声的敏感性，防止复杂模型在训练集上表现过优而在测试集上表现差；稳定共线性数据：</w:t>
+      </w:r>
+      <w:proofErr w:type="gramStart"/>
+      <w:r>
+        <w:rPr>
+          <w:rFonts w:ascii="Times New Roman" w:eastAsia="宋体" w:hAnsi="Times New Roman" w:cs="Times New Roman" w:hint="eastAsia"/>
+          <w:color w:val="000000"/>
+          <w:kern w:val="0"/>
+          <w:sz w:val="18"/>
+          <w:szCs w:val="18"/>
+          <w:lang w:bidi="ar"/>
+        </w:rPr>
+        <w:t>当特征间</w:t>
+      </w:r>
+      <w:proofErr w:type="gramEnd"/>
+      <w:r>
+        <w:rPr>
+          <w:rFonts w:ascii="Times New Roman" w:eastAsia="宋体" w:hAnsi="Times New Roman" w:cs="Times New Roman" w:hint="eastAsia"/>
+          <w:color w:val="000000"/>
+          <w:kern w:val="0"/>
+          <w:sz w:val="18"/>
+          <w:szCs w:val="18"/>
+          <w:lang w:bidi="ar"/>
+        </w:rPr>
+        <w:t>高度相关时，普通线性回归的系数估计可能不稳定甚至不可解，而</w:t>
+      </w:r>
+      <w:r>
+        <w:rPr>
+          <w:rFonts w:ascii="Times New Roman" w:eastAsia="宋体" w:hAnsi="Times New Roman" w:cs="Times New Roman" w:hint="eastAsia"/>
+          <w:color w:val="000000"/>
+          <w:kern w:val="0"/>
+          <w:sz w:val="18"/>
+          <w:szCs w:val="18"/>
+          <w:lang w:bidi="ar"/>
+        </w:rPr>
+        <w:t xml:space="preserve"> </w:t>
+      </w:r>
+      <w:proofErr w:type="spellStart"/>
+      <w:r>
+        <w:rPr>
+          <w:rFonts w:ascii="Times New Roman" w:eastAsia="宋体" w:hAnsi="Times New Roman" w:cs="Times New Roman" w:hint="eastAsia"/>
+          <w:color w:val="000000"/>
+          <w:kern w:val="0"/>
+          <w:sz w:val="18"/>
+          <w:szCs w:val="18"/>
+          <w:lang w:bidi="ar"/>
+        </w:rPr>
+        <w:t>Ridge</w:t>
+      </w:r>
+      <w:proofErr w:type="spellEnd"/>
+      <w:r>
+        <w:rPr>
+          <w:rFonts w:ascii="Times New Roman" w:eastAsia="宋体" w:hAnsi="Times New Roman" w:cs="Times New Roman" w:hint="eastAsia"/>
+          <w:color w:val="000000"/>
+          <w:kern w:val="0"/>
+          <w:sz w:val="18"/>
+          <w:szCs w:val="18"/>
+          <w:lang w:bidi="ar"/>
+        </w:rPr>
+        <w:t xml:space="preserve"> </w:t>
       </w:r>
       <w:r>
         <w:rPr>
@@ -11078,16 +11754,29 @@
         </w:rPr>
         <w:t>在</w:t>
       </w:r>
-      <w:r>
-        <w:rPr>
-          <w:rFonts w:ascii="Times New Roman" w:eastAsia="宋体" w:hAnsi="Times New Roman" w:cs="Times New Roman" w:hint="eastAsia"/>
-          <w:color w:val="000000"/>
-          <w:kern w:val="0"/>
-          <w:sz w:val="18"/>
-          <w:szCs w:val="18"/>
-          <w:lang w:bidi="ar"/>
-        </w:rPr>
-        <w:t>高预测精度：通过持续修正误差，模型在复杂任务（如分类、回归）中表现优异：支持自定义损失函数，可处理多种数据类型（数值、类别、缺失值）；</w:t>
+      <w:proofErr w:type="gramStart"/>
+      <w:r>
+        <w:rPr>
+          <w:rFonts w:ascii="Times New Roman" w:eastAsia="宋体" w:hAnsi="Times New Roman" w:cs="Times New Roman" w:hint="eastAsia"/>
+          <w:color w:val="000000"/>
+          <w:kern w:val="0"/>
+          <w:sz w:val="18"/>
+          <w:szCs w:val="18"/>
+          <w:lang w:bidi="ar"/>
+        </w:rPr>
+        <w:t>高预测</w:t>
+      </w:r>
+      <w:proofErr w:type="gramEnd"/>
+      <w:r>
+        <w:rPr>
+          <w:rFonts w:ascii="Times New Roman" w:eastAsia="宋体" w:hAnsi="Times New Roman" w:cs="Times New Roman" w:hint="eastAsia"/>
+          <w:color w:val="000000"/>
+          <w:kern w:val="0"/>
+          <w:sz w:val="18"/>
+          <w:szCs w:val="18"/>
+          <w:lang w:bidi="ar"/>
+        </w:rPr>
+        <w:t>精度：通过持续修正误差，模型在复杂任务（如分类、回归）中表现优异：支持自定义损失函数，可处理多种数据类型（数值、类别、缺失值）；</w:t>
       </w:r>
     </w:p>
     <w:p>
@@ -11294,17 +11983,43 @@
         </w:rPr>
         <w:t>可解释性分析（</w:t>
       </w:r>
-      <w:r>
-        <w:rPr>
-          <w:rFonts w:ascii="Times New Roman" w:eastAsia="宋体" w:hAnsi="Times New Roman" w:cs="Times New Roman"/>
-          <w:color w:val="000000"/>
-          <w:kern w:val="0"/>
-          <w:sz w:val="18"/>
-          <w:szCs w:val="18"/>
-          <w:lang w:bidi="ar"/>
-        </w:rPr>
-        <w:t>SHapley Additive exPlanations</w:t>
-      </w:r>
+      <w:proofErr w:type="spellStart"/>
+      <w:r>
+        <w:rPr>
+          <w:rFonts w:ascii="Times New Roman" w:eastAsia="宋体" w:hAnsi="Times New Roman" w:cs="Times New Roman"/>
+          <w:color w:val="000000"/>
+          <w:kern w:val="0"/>
+          <w:sz w:val="18"/>
+          <w:szCs w:val="18"/>
+          <w:lang w:bidi="ar"/>
+        </w:rPr>
+        <w:t>SHapley</w:t>
+      </w:r>
+      <w:proofErr w:type="spellEnd"/>
+      <w:r>
+        <w:rPr>
+          <w:rFonts w:ascii="Times New Roman" w:eastAsia="宋体" w:hAnsi="Times New Roman" w:cs="Times New Roman"/>
+          <w:color w:val="000000"/>
+          <w:kern w:val="0"/>
+          <w:sz w:val="18"/>
+          <w:szCs w:val="18"/>
+          <w:lang w:bidi="ar"/>
+        </w:rPr>
+        <w:t xml:space="preserve"> Additive </w:t>
+      </w:r>
+      <w:proofErr w:type="spellStart"/>
+      <w:r>
+        <w:rPr>
+          <w:rFonts w:ascii="Times New Roman" w:eastAsia="宋体" w:hAnsi="Times New Roman" w:cs="Times New Roman"/>
+          <w:color w:val="000000"/>
+          <w:kern w:val="0"/>
+          <w:sz w:val="18"/>
+          <w:szCs w:val="18"/>
+          <w:lang w:bidi="ar"/>
+        </w:rPr>
+        <w:t>exPlanations</w:t>
+      </w:r>
+      <w:proofErr w:type="spellEnd"/>
       <w:r>
         <w:rPr>
           <w:rFonts w:ascii="Times New Roman" w:eastAsia="宋体" w:hAnsi="Times New Roman" w:cs="Times New Roman" w:hint="eastAsia"/>
@@ -11391,40 +12106,114 @@
           <w:szCs w:val="18"/>
           <w:lang w:bidi="ar"/>
         </w:rPr>
-        <w:t xml:space="preserve"> i </w:t>
-      </w:r>
-      <w:r>
-        <w:rPr>
-          <w:rFonts w:ascii="Times New Roman" w:eastAsia="宋体" w:hAnsi="Times New Roman" w:cs="Times New Roman" w:hint="eastAsia"/>
-          <w:color w:val="000000"/>
-          <w:kern w:val="0"/>
-          <w:sz w:val="18"/>
-          <w:szCs w:val="18"/>
-          <w:lang w:bidi="ar"/>
-        </w:rPr>
-        <w:t>个观测的因变量观测值，是第</w:t>
-      </w:r>
-      <w:r>
-        <w:rPr>
-          <w:rFonts w:ascii="Times New Roman" w:eastAsia="宋体" w:hAnsi="Times New Roman" w:cs="Times New Roman" w:hint="eastAsia"/>
-          <w:color w:val="000000"/>
-          <w:kern w:val="0"/>
-          <w:sz w:val="18"/>
-          <w:szCs w:val="18"/>
-          <w:lang w:bidi="ar"/>
-        </w:rPr>
-        <w:t xml:space="preserve"> i </w:t>
-      </w:r>
-      <w:r>
-        <w:rPr>
-          <w:rFonts w:ascii="Times New Roman" w:eastAsia="宋体" w:hAnsi="Times New Roman" w:cs="Times New Roman" w:hint="eastAsia"/>
-          <w:color w:val="000000"/>
-          <w:kern w:val="0"/>
-          <w:sz w:val="18"/>
-          <w:szCs w:val="18"/>
-          <w:lang w:bidi="ar"/>
-        </w:rPr>
-        <w:t>个观测的基于回归模型的因变量预测值，是因变量观测值的平均值。</w:t>
+        <w:t xml:space="preserve"> </w:t>
+      </w:r>
+      <w:proofErr w:type="spellStart"/>
+      <w:r>
+        <w:rPr>
+          <w:rFonts w:ascii="Times New Roman" w:eastAsia="宋体" w:hAnsi="Times New Roman" w:cs="Times New Roman" w:hint="eastAsia"/>
+          <w:color w:val="000000"/>
+          <w:kern w:val="0"/>
+          <w:sz w:val="18"/>
+          <w:szCs w:val="18"/>
+          <w:lang w:bidi="ar"/>
+        </w:rPr>
+        <w:t>i</w:t>
+      </w:r>
+      <w:proofErr w:type="spellEnd"/>
+      <w:r>
+        <w:rPr>
+          <w:rFonts w:ascii="Times New Roman" w:eastAsia="宋体" w:hAnsi="Times New Roman" w:cs="Times New Roman" w:hint="eastAsia"/>
+          <w:color w:val="000000"/>
+          <w:kern w:val="0"/>
+          <w:sz w:val="18"/>
+          <w:szCs w:val="18"/>
+          <w:lang w:bidi="ar"/>
+        </w:rPr>
+        <w:t xml:space="preserve"> </w:t>
+      </w:r>
+      <w:proofErr w:type="gramStart"/>
+      <w:r>
+        <w:rPr>
+          <w:rFonts w:ascii="Times New Roman" w:eastAsia="宋体" w:hAnsi="Times New Roman" w:cs="Times New Roman" w:hint="eastAsia"/>
+          <w:color w:val="000000"/>
+          <w:kern w:val="0"/>
+          <w:sz w:val="18"/>
+          <w:szCs w:val="18"/>
+          <w:lang w:bidi="ar"/>
+        </w:rPr>
+        <w:t>个</w:t>
+      </w:r>
+      <w:proofErr w:type="gramEnd"/>
+      <w:r>
+        <w:rPr>
+          <w:rFonts w:ascii="Times New Roman" w:eastAsia="宋体" w:hAnsi="Times New Roman" w:cs="Times New Roman" w:hint="eastAsia"/>
+          <w:color w:val="000000"/>
+          <w:kern w:val="0"/>
+          <w:sz w:val="18"/>
+          <w:szCs w:val="18"/>
+          <w:lang w:bidi="ar"/>
+        </w:rPr>
+        <w:t>观测的因变量观测值，是第</w:t>
+      </w:r>
+      <w:r>
+        <w:rPr>
+          <w:rFonts w:ascii="Times New Roman" w:eastAsia="宋体" w:hAnsi="Times New Roman" w:cs="Times New Roman" w:hint="eastAsia"/>
+          <w:color w:val="000000"/>
+          <w:kern w:val="0"/>
+          <w:sz w:val="18"/>
+          <w:szCs w:val="18"/>
+          <w:lang w:bidi="ar"/>
+        </w:rPr>
+        <w:t xml:space="preserve"> </w:t>
+      </w:r>
+      <w:proofErr w:type="spellStart"/>
+      <w:r>
+        <w:rPr>
+          <w:rFonts w:ascii="Times New Roman" w:eastAsia="宋体" w:hAnsi="Times New Roman" w:cs="Times New Roman" w:hint="eastAsia"/>
+          <w:color w:val="000000"/>
+          <w:kern w:val="0"/>
+          <w:sz w:val="18"/>
+          <w:szCs w:val="18"/>
+          <w:lang w:bidi="ar"/>
+        </w:rPr>
+        <w:t>i</w:t>
+      </w:r>
+      <w:proofErr w:type="spellEnd"/>
+      <w:r>
+        <w:rPr>
+          <w:rFonts w:ascii="Times New Roman" w:eastAsia="宋体" w:hAnsi="Times New Roman" w:cs="Times New Roman" w:hint="eastAsia"/>
+          <w:color w:val="000000"/>
+          <w:kern w:val="0"/>
+          <w:sz w:val="18"/>
+          <w:szCs w:val="18"/>
+          <w:lang w:bidi="ar"/>
+        </w:rPr>
+        <w:t xml:space="preserve"> </w:t>
+      </w:r>
+      <w:proofErr w:type="gramStart"/>
+      <w:r>
+        <w:rPr>
+          <w:rFonts w:ascii="Times New Roman" w:eastAsia="宋体" w:hAnsi="Times New Roman" w:cs="Times New Roman" w:hint="eastAsia"/>
+          <w:color w:val="000000"/>
+          <w:kern w:val="0"/>
+          <w:sz w:val="18"/>
+          <w:szCs w:val="18"/>
+          <w:lang w:bidi="ar"/>
+        </w:rPr>
+        <w:t>个</w:t>
+      </w:r>
+      <w:proofErr w:type="gramEnd"/>
+      <w:r>
+        <w:rPr>
+          <w:rFonts w:ascii="Times New Roman" w:eastAsia="宋体" w:hAnsi="Times New Roman" w:cs="Times New Roman" w:hint="eastAsia"/>
+          <w:color w:val="000000"/>
+          <w:kern w:val="0"/>
+          <w:sz w:val="18"/>
+          <w:szCs w:val="18"/>
+          <w:lang w:bidi="ar"/>
+        </w:rPr>
+        <w:t>观测的基于回归模型的因变量预测值，是因变量观测值的平均值。</w:t>
       </w:r>
       <w:r>
         <w:rPr>
@@ -12602,7 +13391,8 @@
         <w:jc w:val="center"/>
         <w:rPr>
           <w:rFonts w:ascii="Times New Roman" w:eastAsia="宋体" w:hAnsi="Times New Roman" w:cs="Times New Roman"/>
-          <w:szCs w:val="21"/>
+          <w:sz w:val="18"/>
+          <w:szCs w:val="18"/>
         </w:rPr>
       </w:pPr>
       <m:oMath>
@@ -12611,7 +13401,8 @@
             <m:ctrlPr>
               <w:rPr>
                 <w:rFonts w:ascii="Cambria Math" w:eastAsia="宋体" w:hAnsi="Cambria Math" w:cs="Times New Roman"/>
-                <w:szCs w:val="21"/>
+                <w:sz w:val="18"/>
+                <w:szCs w:val="18"/>
               </w:rPr>
             </m:ctrlPr>
           </m:sSubPr>
@@ -12619,7 +13410,8 @@
             <m:r>
               <w:rPr>
                 <w:rFonts w:ascii="Cambria Math" w:eastAsia="宋体" w:hAnsi="Cambria Math" w:cs="Times New Roman"/>
-                <w:szCs w:val="21"/>
+                <w:sz w:val="18"/>
+                <w:szCs w:val="18"/>
               </w:rPr>
               <m:t>ϕ</m:t>
             </m:r>
@@ -12628,7 +13420,8 @@
             <m:r>
               <w:rPr>
                 <w:rFonts w:ascii="Cambria Math" w:eastAsia="宋体" w:hAnsi="Cambria Math" w:cs="Times New Roman"/>
-                <w:szCs w:val="21"/>
+                <w:sz w:val="18"/>
+                <w:szCs w:val="18"/>
               </w:rPr>
               <m:t>i</m:t>
             </m:r>
@@ -12637,7 +13430,8 @@
         <m:r>
           <w:rPr>
             <w:rFonts w:ascii="Cambria Math" w:eastAsia="宋体" w:hAnsi="Cambria Math" w:cs="Times New Roman"/>
-            <w:szCs w:val="21"/>
+            <w:sz w:val="18"/>
+            <w:szCs w:val="18"/>
           </w:rPr>
           <m:t>(f,x)=</m:t>
         </m:r>
@@ -12650,7 +13444,8 @@
             <m:ctrlPr>
               <w:rPr>
                 <w:rFonts w:ascii="Cambria Math" w:eastAsia="宋体" w:hAnsi="Cambria Math" w:cs="Times New Roman"/>
-                <w:szCs w:val="21"/>
+                <w:sz w:val="18"/>
+                <w:szCs w:val="18"/>
               </w:rPr>
             </m:ctrlPr>
           </m:naryPr>
@@ -12658,7 +13453,8 @@
             <m:r>
               <w:rPr>
                 <w:rFonts w:ascii="Cambria Math" w:eastAsia="宋体" w:hAnsi="Cambria Math" w:cs="Times New Roman"/>
-                <w:szCs w:val="21"/>
+                <w:sz w:val="18"/>
+                <w:szCs w:val="18"/>
               </w:rPr>
               <m:t>S⊆{1,2,…,p}∖{i}</m:t>
             </m:r>
@@ -12668,7 +13464,8 @@
             <m:r>
               <w:rPr>
                 <w:rFonts w:ascii="Cambria Math" w:eastAsia="宋体" w:hAnsi="Cambria Math" w:cs="Times New Roman"/>
-                <w:szCs w:val="21"/>
+                <w:sz w:val="18"/>
+                <w:szCs w:val="18"/>
               </w:rPr>
               <m:t> </m:t>
             </m:r>
@@ -12679,7 +13476,8 @@
             <m:ctrlPr>
               <w:rPr>
                 <w:rFonts w:ascii="Cambria Math" w:eastAsia="宋体" w:hAnsi="Cambria Math" w:cs="Times New Roman"/>
-                <w:szCs w:val="21"/>
+                <w:sz w:val="18"/>
+                <w:szCs w:val="18"/>
               </w:rPr>
             </m:ctrlPr>
           </m:fPr>
@@ -12687,7 +13485,8 @@
             <m:r>
               <w:rPr>
                 <w:rFonts w:ascii="Cambria Math" w:eastAsia="宋体" w:hAnsi="Cambria Math" w:cs="Times New Roman"/>
-                <w:szCs w:val="21"/>
+                <w:sz w:val="18"/>
+                <w:szCs w:val="18"/>
               </w:rPr>
               <m:t>|S|!</m:t>
             </m:r>
@@ -12696,7 +13495,8 @@
                 <m:ctrlPr>
                   <w:rPr>
                     <w:rFonts w:ascii="Cambria Math" w:eastAsia="宋体" w:hAnsi="Cambria Math" w:cs="Times New Roman"/>
-                    <w:szCs w:val="21"/>
+                    <w:sz w:val="18"/>
+                    <w:szCs w:val="18"/>
                   </w:rPr>
                 </m:ctrlPr>
               </m:dPr>
@@ -12704,7 +13504,8 @@
                 <m:r>
                   <w:rPr>
                     <w:rFonts w:ascii="Cambria Math" w:eastAsia="宋体" w:hAnsi="Cambria Math" w:cs="Times New Roman"/>
-                    <w:szCs w:val="21"/>
+                    <w:sz w:val="18"/>
+                    <w:szCs w:val="18"/>
                   </w:rPr>
                   <m:t>p-|S|-1</m:t>
                 </m:r>
@@ -12713,7 +13514,8 @@
             <m:r>
               <w:rPr>
                 <w:rFonts w:ascii="Cambria Math" w:eastAsia="宋体" w:hAnsi="Cambria Math" w:cs="Times New Roman"/>
-                <w:szCs w:val="21"/>
+                <w:sz w:val="18"/>
+                <w:szCs w:val="18"/>
               </w:rPr>
               <m:t>!</m:t>
             </m:r>
@@ -12722,7 +13524,8 @@
             <m:r>
               <w:rPr>
                 <w:rFonts w:ascii="Cambria Math" w:eastAsia="宋体" w:hAnsi="Cambria Math" w:cs="Times New Roman"/>
-                <w:szCs w:val="21"/>
+                <w:sz w:val="18"/>
+                <w:szCs w:val="18"/>
               </w:rPr>
               <m:t>p!</m:t>
             </m:r>
@@ -12735,7 +13538,8 @@
             <m:ctrlPr>
               <w:rPr>
                 <w:rFonts w:ascii="Cambria Math" w:eastAsia="宋体" w:hAnsi="Cambria Math" w:cs="Times New Roman"/>
-                <w:szCs w:val="21"/>
+                <w:sz w:val="18"/>
+                <w:szCs w:val="18"/>
               </w:rPr>
             </m:ctrlPr>
           </m:dPr>
@@ -12743,7 +13547,8 @@
             <m:r>
               <w:rPr>
                 <w:rFonts w:ascii="Cambria Math" w:eastAsia="宋体" w:hAnsi="Cambria Math" w:cs="Times New Roman"/>
-                <w:szCs w:val="21"/>
+                <w:sz w:val="18"/>
+                <w:szCs w:val="18"/>
               </w:rPr>
               <m:t>f(S∪{i})-f(S)</m:t>
             </m:r>
@@ -12752,22 +13557,25 @@
       </m:oMath>
       <w:r>
         <w:rPr>
-          <w:rFonts w:ascii="Times New Roman" w:eastAsia="宋体" w:hAnsi="Times New Roman" w:cs="Times New Roman" w:hint="eastAsia"/>
-          <w:szCs w:val="21"/>
+          <w:rFonts w:hint="eastAsia"/>
+          <w:sz w:val="18"/>
+          <w:szCs w:val="18"/>
         </w:rPr>
         <w:t>（</w:t>
       </w:r>
       <w:r>
         <w:rPr>
-          <w:rFonts w:ascii="Times New Roman" w:eastAsia="宋体" w:hAnsi="Times New Roman" w:cs="Times New Roman" w:hint="eastAsia"/>
-          <w:szCs w:val="21"/>
+          <w:rFonts w:hint="eastAsia"/>
+          <w:sz w:val="18"/>
+          <w:szCs w:val="18"/>
         </w:rPr>
         <w:t>9</w:t>
       </w:r>
       <w:r>
         <w:rPr>
-          <w:rFonts w:ascii="Times New Roman" w:eastAsia="宋体" w:hAnsi="Times New Roman" w:cs="Times New Roman" w:hint="eastAsia"/>
-          <w:szCs w:val="21"/>
+          <w:rFonts w:hint="eastAsia"/>
+          <w:sz w:val="18"/>
+          <w:szCs w:val="18"/>
         </w:rPr>
         <w:t>）</w:t>
       </w:r>
@@ -12903,16 +13711,29 @@
           <m:t>i</m:t>
         </m:r>
       </m:oMath>
-      <w:r>
-        <w:rPr>
-          <w:rFonts w:ascii="Times New Roman" w:eastAsia="宋体" w:hAnsi="Times New Roman" w:cs="Times New Roman" w:hint="eastAsia"/>
-          <w:color w:val="000000"/>
-          <w:kern w:val="0"/>
-          <w:sz w:val="18"/>
-          <w:szCs w:val="18"/>
-          <w:lang w:bidi="ar"/>
-        </w:rPr>
-        <w:t>个样本的</w:t>
+      <w:proofErr w:type="gramStart"/>
+      <w:r>
+        <w:rPr>
+          <w:rFonts w:ascii="Times New Roman" w:eastAsia="宋体" w:hAnsi="Times New Roman" w:cs="Times New Roman" w:hint="eastAsia"/>
+          <w:color w:val="000000"/>
+          <w:kern w:val="0"/>
+          <w:sz w:val="18"/>
+          <w:szCs w:val="18"/>
+          <w:lang w:bidi="ar"/>
+        </w:rPr>
+        <w:t>个</w:t>
+      </w:r>
+      <w:proofErr w:type="gramEnd"/>
+      <w:r>
+        <w:rPr>
+          <w:rFonts w:ascii="Times New Roman" w:eastAsia="宋体" w:hAnsi="Times New Roman" w:cs="Times New Roman" w:hint="eastAsia"/>
+          <w:color w:val="000000"/>
+          <w:kern w:val="0"/>
+          <w:sz w:val="18"/>
+          <w:szCs w:val="18"/>
+          <w:lang w:bidi="ar"/>
+        </w:rPr>
+        <w:t>样本的</w:t>
       </w:r>
       <w:r>
         <w:rPr>
@@ -13022,16 +13843,29 @@
           <m:t> ii </m:t>
         </m:r>
       </m:oMath>
-      <w:r>
-        <w:rPr>
-          <w:rFonts w:ascii="Times New Roman" w:eastAsia="宋体" w:hAnsi="Times New Roman" w:cs="Times New Roman"/>
-          <w:color w:val="000000"/>
-          <w:kern w:val="0"/>
-          <w:sz w:val="18"/>
-          <w:szCs w:val="18"/>
-          <w:lang w:bidi="ar"/>
-        </w:rPr>
-        <w:t>个特征的</w:t>
+      <w:proofErr w:type="gramStart"/>
+      <w:r>
+        <w:rPr>
+          <w:rFonts w:ascii="Times New Roman" w:eastAsia="宋体" w:hAnsi="Times New Roman" w:cs="Times New Roman"/>
+          <w:color w:val="000000"/>
+          <w:kern w:val="0"/>
+          <w:sz w:val="18"/>
+          <w:szCs w:val="18"/>
+          <w:lang w:bidi="ar"/>
+        </w:rPr>
+        <w:t>个</w:t>
+      </w:r>
+      <w:proofErr w:type="gramEnd"/>
+      <w:r>
+        <w:rPr>
+          <w:rFonts w:ascii="Times New Roman" w:eastAsia="宋体" w:hAnsi="Times New Roman" w:cs="Times New Roman"/>
+          <w:color w:val="000000"/>
+          <w:kern w:val="0"/>
+          <w:sz w:val="18"/>
+          <w:szCs w:val="18"/>
+          <w:lang w:bidi="ar"/>
+        </w:rPr>
+        <w:t>特征的</w:t>
       </w:r>
       <w:r>
         <w:rPr>
@@ -13764,16 +14598,29 @@
         </w:rPr>
         <w:t xml:space="preserve"> 279 </w:t>
       </w:r>
-      <w:r>
-        <w:rPr>
-          <w:rFonts w:ascii="Times New Roman" w:eastAsia="宋体" w:hAnsi="Times New Roman" w:cs="Times New Roman" w:hint="eastAsia"/>
-          <w:color w:val="000000"/>
-          <w:kern w:val="0"/>
-          <w:sz w:val="18"/>
-          <w:szCs w:val="18"/>
-          <w:lang w:bidi="ar"/>
-        </w:rPr>
-        <w:t>个样本</w:t>
+      <w:proofErr w:type="gramStart"/>
+      <w:r>
+        <w:rPr>
+          <w:rFonts w:ascii="Times New Roman" w:eastAsia="宋体" w:hAnsi="Times New Roman" w:cs="Times New Roman" w:hint="eastAsia"/>
+          <w:color w:val="000000"/>
+          <w:kern w:val="0"/>
+          <w:sz w:val="18"/>
+          <w:szCs w:val="18"/>
+          <w:lang w:bidi="ar"/>
+        </w:rPr>
+        <w:t>个</w:t>
+      </w:r>
+      <w:proofErr w:type="gramEnd"/>
+      <w:r>
+        <w:rPr>
+          <w:rFonts w:ascii="Times New Roman" w:eastAsia="宋体" w:hAnsi="Times New Roman" w:cs="Times New Roman" w:hint="eastAsia"/>
+          <w:color w:val="000000"/>
+          <w:kern w:val="0"/>
+          <w:sz w:val="18"/>
+          <w:szCs w:val="18"/>
+          <w:lang w:bidi="ar"/>
+        </w:rPr>
+        <w:t>样本</w:t>
       </w:r>
       <w:r>
         <w:rPr>
@@ -15830,7 +16677,7 @@
                 <v:stroke joinstyle="miter"/>
                 <v:path gradientshapeok="t" o:connecttype="rect"/>
               </v:shapetype>
-              <v:shape id="文本框 1919928581" o:spid="_x0000_s1026" type="#_x0000_t202" style="position:absolute;left:0;text-align:left;margin-left:338.1pt;margin-top:104.5pt;width:20.25pt;height:22.05pt;z-index:251665408;visibility:visible;mso-wrap-style:square;mso-width-percent:0;mso-height-percent:0;mso-wrap-distance-left:9pt;mso-wrap-distance-top:0;mso-wrap-distance-right:9pt;mso-wrap-distance-bottom:0;mso-position-horizontal:absolute;mso-position-horizontal-relative:text;mso-position-vertical:absolute;mso-position-vertical-relative:text;mso-width-percent:0;mso-height-percent:0;mso-width-relative:margin;mso-height-relative:margin;v-text-anchor:top" o:gfxdata="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" filled="f" stroked="f" strokeweight=".5pt">
+              <v:shape id="文本框 1919928581" o:spid="_x0000_s1026" type="#_x0000_t202" style="position:absolute;left:0;text-align:left;margin-left:338.1pt;margin-top:104.5pt;width:20.25pt;height:22.05pt;z-index:251665408;visibility:visible;mso-wrap-style:square;mso-width-percent:0;mso-height-percent:0;mso-wrap-distance-left:9pt;mso-wrap-distance-top:0;mso-wrap-distance-right:9pt;mso-wrap-distance-bottom:0;mso-position-horizontal:absolute;mso-position-horizontal-relative:text;mso-position-vertical:absolute;mso-position-vertical-relative:text;mso-width-percent:0;mso-height-percent:0;mso-width-relative:margin;mso-height-relative:margin;v-text-anchor:top" o:gfxdata="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" filled="f" stroked="f" strokeweight=".5pt">
                 <v:textbox>
                   <w:txbxContent>
                     <w:p>
@@ -15939,7 +16786,7 @@
           </mc:Choice>
           <mc:Fallback>
             <w:pict>
-              <v:shape w14:anchorId="239E69A3" id="文本框 5" o:spid="_x0000_s1027" type="#_x0000_t202" style="position:absolute;left:0;text-align:left;margin-left:206.4pt;margin-top:104.4pt;width:20.25pt;height:22.05pt;z-index:251663360;visibility:visible;mso-wrap-style:square;mso-width-percent:0;mso-height-percent:0;mso-wrap-distance-left:9pt;mso-wrap-distance-top:0;mso-wrap-distance-right:9pt;mso-wrap-distance-bottom:0;mso-position-horizontal:absolute;mso-position-horizontal-relative:text;mso-position-vertical:absolute;mso-position-vertical-relative:text;mso-width-percent:0;mso-height-percent:0;mso-width-relative:margin;mso-height-relative:margin;v-text-anchor:top" o:gfxdata="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" filled="f" stroked="f" strokeweight=".5pt">
+              <v:shape w14:anchorId="239E69A3" id="文本框 5" o:spid="_x0000_s1027" type="#_x0000_t202" style="position:absolute;left:0;text-align:left;margin-left:206.4pt;margin-top:104.4pt;width:20.25pt;height:22.05pt;z-index:251663360;visibility:visible;mso-wrap-style:square;mso-width-percent:0;mso-height-percent:0;mso-wrap-distance-left:9pt;mso-wrap-distance-top:0;mso-wrap-distance-right:9pt;mso-wrap-distance-bottom:0;mso-position-horizontal:absolute;mso-position-horizontal-relative:text;mso-position-vertical:absolute;mso-position-vertical-relative:text;mso-width-percent:0;mso-height-percent:0;mso-width-relative:margin;mso-height-relative:margin;v-text-anchor:top" o:gfxdata="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" filled="f" stroked="f" strokeweight=".5pt">
                 <v:textbox>
                   <w:txbxContent>
                     <w:p>
@@ -16042,7 +16889,7 @@
           </mc:Choice>
           <mc:Fallback>
             <w:pict>
-              <v:shape w14:anchorId="3D7A1B44" id="文本框 1" o:spid="_x0000_s1028" type="#_x0000_t202" style="position:absolute;left:0;text-align:left;margin-left:63.85pt;margin-top:104.3pt;width:20.25pt;height:22.05pt;z-index:251662336;visibility:visible;mso-wrap-style:square;mso-wrap-distance-left:9pt;mso-wrap-distance-top:0;mso-wrap-distance-right:9pt;mso-wrap-distance-bottom:0;mso-position-horizontal:absolute;mso-position-horizontal-relative:text;mso-position-vertical:absolute;mso-position-vertical-relative:text;v-text-anchor:top" o:gfxdata="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" filled="f" stroked="f" strokeweight=".5pt">
+              <v:shape w14:anchorId="3D7A1B44" id="文本框 1" o:spid="_x0000_s1028" type="#_x0000_t202" style="position:absolute;left:0;text-align:left;margin-left:63.85pt;margin-top:104.3pt;width:20.25pt;height:22.05pt;z-index:251662336;visibility:visible;mso-wrap-style:square;mso-wrap-distance-left:9pt;mso-wrap-distance-top:0;mso-wrap-distance-right:9pt;mso-wrap-distance-bottom:0;mso-position-horizontal:absolute;mso-position-horizontal-relative:text;mso-position-vertical:absolute;mso-position-vertical-relative:text;v-text-anchor:top" o:gfxdata="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" filled="f" stroked="f" strokeweight=".5pt">
                 <v:textbox>
                   <w:txbxContent>
                     <w:p>
@@ -16962,6 +17809,7 @@
         </w:rPr>
         <w:t>.</w:t>
       </w:r>
+      <w:proofErr w:type="gramStart"/>
       <w:r>
         <w:rPr>
           <w:rFonts w:ascii="Times New Roman" w:eastAsia="宋体" w:hAnsi="Times New Roman" w:cs="Times New Roman" w:hint="eastAsia"/>
@@ -16999,7 +17847,21 @@
           <w:szCs w:val="18"/>
           <w:lang w:bidi="ar"/>
         </w:rPr>
-        <w:t>Correlation matrix diagram between different environmental factors and soil nutrients</w:t>
+        <w:t>Correlation</w:t>
+      </w:r>
+      <w:proofErr w:type="gramEnd"/>
+      <w:r>
+        <w:rPr>
+          <w:rFonts w:ascii="Times New Roman" w:eastAsia="宋体" w:hAnsi="Times New Roman" w:cs="Times New Roman"/>
+          <w:b/>
+          <w:bCs/>
+          <w:color w:val="000000"/>
+          <w:kern w:val="0"/>
+          <w:sz w:val="18"/>
+          <w:szCs w:val="18"/>
+          <w:lang w:bidi="ar"/>
+        </w:rPr>
+        <w:t xml:space="preserve"> matrix diagram between different environmental factors and soil nutrients</w:t>
       </w:r>
     </w:p>
     <w:p>
@@ -17569,6 +18431,7 @@
         </w:rPr>
         <w:t>）、弹性网络（</w:t>
       </w:r>
+      <w:proofErr w:type="spellStart"/>
       <w:r>
         <w:rPr>
           <w:rFonts w:ascii="Times New Roman" w:eastAsia="宋体" w:hAnsi="Times New Roman" w:cs="Times New Roman" w:hint="eastAsia"/>
@@ -17580,6 +18443,7 @@
         </w:rPr>
         <w:t>ElasticNet</w:t>
       </w:r>
+      <w:proofErr w:type="spellEnd"/>
       <w:r>
         <w:rPr>
           <w:rFonts w:ascii="Times New Roman" w:eastAsia="宋体" w:hAnsi="Times New Roman" w:cs="Times New Roman" w:hint="eastAsia"/>
@@ -17635,6 +18499,7 @@
         </w:rPr>
         <w:t>）构建预测模型，通过五折交叉验证结合</w:t>
       </w:r>
+      <w:proofErr w:type="spellStart"/>
       <w:r>
         <w:rPr>
           <w:rFonts w:ascii="Times New Roman" w:eastAsia="宋体" w:hAnsi="Times New Roman" w:cs="Times New Roman" w:hint="eastAsia"/>
@@ -17646,6 +18511,7 @@
         </w:rPr>
         <w:t>Optuna</w:t>
       </w:r>
+      <w:proofErr w:type="spellEnd"/>
       <w:r>
         <w:rPr>
           <w:rFonts w:ascii="Times New Roman" w:eastAsia="宋体" w:hAnsi="Times New Roman" w:cs="Times New Roman" w:hint="eastAsia"/>
@@ -17722,7 +18588,31 @@
           <w:szCs w:val="18"/>
           <w:lang w:bidi="ar"/>
         </w:rPr>
-        <w:t>光谱波段）预处理的岭回归模型展现出最优的数据拟合能力与泛化性能，其测试集预测精度达到最高（</w:t>
+        <w:t>光谱波段）预处理的岭回归模型展现出最优的数据拟合能力与泛化性能，其测试</w:t>
+      </w:r>
+      <w:proofErr w:type="gramStart"/>
+      <w:r>
+        <w:rPr>
+          <w:rFonts w:ascii="Times New Roman" w:eastAsia="宋体" w:hAnsi="Times New Roman" w:cs="Times New Roman" w:hint="eastAsia"/>
+          <w:color w:val="000000"/>
+          <w:kern w:val="0"/>
+          <w:sz w:val="18"/>
+          <w:szCs w:val="18"/>
+          <w:lang w:bidi="ar"/>
+        </w:rPr>
+        <w:t>集预测</w:t>
+      </w:r>
+      <w:proofErr w:type="gramEnd"/>
+      <w:r>
+        <w:rPr>
+          <w:rFonts w:ascii="Times New Roman" w:eastAsia="宋体" w:hAnsi="Times New Roman" w:cs="Times New Roman" w:hint="eastAsia"/>
+          <w:color w:val="000000"/>
+          <w:kern w:val="0"/>
+          <w:sz w:val="18"/>
+          <w:szCs w:val="18"/>
+          <w:lang w:bidi="ar"/>
+        </w:rPr>
+        <w:t>精度达到最高（</w:t>
       </w:r>
       <w:r>
         <w:rPr>
@@ -17821,29 +18711,51 @@
           <w:szCs w:val="18"/>
           <w:lang w:bidi="ar"/>
         </w:rPr>
-        <w:t>（正态分布</w:t>
-      </w:r>
-      <w:r>
-        <w:rPr>
-          <w:rFonts w:ascii="Times New Roman" w:eastAsia="宋体" w:hAnsi="Times New Roman" w:cs="Times New Roman" w:hint="eastAsia"/>
-          <w:color w:val="000000"/>
-          <w:kern w:val="0"/>
-          <w:sz w:val="18"/>
-          <w:szCs w:val="18"/>
-          <w:lang w:bidi="ar"/>
-        </w:rPr>
-        <w:t>+</w:t>
-      </w:r>
-      <w:r>
-        <w:rPr>
-          <w:rFonts w:ascii="Times New Roman" w:eastAsia="宋体" w:hAnsi="Times New Roman" w:cs="Times New Roman" w:hint="eastAsia"/>
-          <w:color w:val="000000"/>
-          <w:kern w:val="0"/>
-          <w:sz w:val="18"/>
-          <w:szCs w:val="18"/>
-          <w:lang w:bidi="ar"/>
-        </w:rPr>
-        <w:t>光谱波段）预处理下出现严重过拟合现象（训练</w:t>
+        <w:t>（未经</w:t>
+      </w:r>
+      <w:r>
+        <w:rPr>
+          <w:rFonts w:ascii="Times New Roman" w:eastAsia="宋体" w:hAnsi="Times New Roman" w:cs="Times New Roman" w:hint="eastAsia"/>
+          <w:color w:val="000000"/>
+          <w:kern w:val="0"/>
+          <w:sz w:val="18"/>
+          <w:szCs w:val="18"/>
+          <w:lang w:bidi="ar"/>
+        </w:rPr>
+        <w:t>预处理</w:t>
+      </w:r>
+      <w:r>
+        <w:rPr>
+          <w:rFonts w:ascii="Times New Roman" w:eastAsia="宋体" w:hAnsi="Times New Roman" w:cs="Times New Roman" w:hint="eastAsia"/>
+          <w:color w:val="000000"/>
+          <w:kern w:val="0"/>
+          <w:sz w:val="18"/>
+          <w:szCs w:val="18"/>
+          <w:lang w:bidi="ar"/>
+        </w:rPr>
+        <w:t>）</w:t>
+      </w:r>
+      <w:r>
+        <w:rPr>
+          <w:rFonts w:ascii="Times New Roman" w:eastAsia="宋体" w:hAnsi="Times New Roman" w:cs="Times New Roman" w:hint="eastAsia"/>
+          <w:color w:val="000000"/>
+          <w:kern w:val="0"/>
+          <w:sz w:val="18"/>
+          <w:szCs w:val="18"/>
+          <w:lang w:bidi="ar"/>
+        </w:rPr>
+        <w:t>的情况</w:t>
+      </w:r>
+      <w:r>
+        <w:rPr>
+          <w:rFonts w:ascii="Times New Roman" w:eastAsia="宋体" w:hAnsi="Times New Roman" w:cs="Times New Roman" w:hint="eastAsia"/>
+          <w:color w:val="000000"/>
+          <w:kern w:val="0"/>
+          <w:sz w:val="18"/>
+          <w:szCs w:val="18"/>
+          <w:lang w:bidi="ar"/>
+        </w:rPr>
+        <w:t>下出现严重过拟合现象（训练</w:t>
       </w:r>
       <w:r>
         <w:rPr>
@@ -18724,7 +19636,31 @@
           <w:szCs w:val="18"/>
           <w:lang w:bidi="ar"/>
         </w:rPr>
-        <w:t>优化器配合余弦退火学习率调度策略（初始学习率</w:t>
+        <w:t>优化</w:t>
+      </w:r>
+      <w:proofErr w:type="gramStart"/>
+      <w:r>
+        <w:rPr>
+          <w:rFonts w:ascii="Times New Roman" w:eastAsia="宋体" w:hAnsi="Times New Roman" w:cs="Times New Roman" w:hint="eastAsia"/>
+          <w:color w:val="000000"/>
+          <w:kern w:val="0"/>
+          <w:sz w:val="18"/>
+          <w:szCs w:val="18"/>
+          <w:lang w:bidi="ar"/>
+        </w:rPr>
+        <w:t>器配合</w:t>
+      </w:r>
+      <w:proofErr w:type="gramEnd"/>
+      <w:r>
+        <w:rPr>
+          <w:rFonts w:ascii="Times New Roman" w:eastAsia="宋体" w:hAnsi="Times New Roman" w:cs="Times New Roman" w:hint="eastAsia"/>
+          <w:color w:val="000000"/>
+          <w:kern w:val="0"/>
+          <w:sz w:val="18"/>
+          <w:szCs w:val="18"/>
+          <w:lang w:bidi="ar"/>
+        </w:rPr>
+        <w:t>余弦退火学习率调度策略（初始学习率</w:t>
       </w:r>
       <w:r>
         <w:rPr>
@@ -18944,7 +19880,31 @@
           <w:szCs w:val="18"/>
           <w:lang w:bidi="ar"/>
         </w:rPr>
-        <w:t>），表明复合型光谱特征与多源数据融合可提升模型稳定性。值得注意的是，相较而言</w:t>
+        <w:t>），表明复合型光谱特征与多</w:t>
+      </w:r>
+      <w:proofErr w:type="gramStart"/>
+      <w:r>
+        <w:rPr>
+          <w:rFonts w:ascii="Times New Roman" w:eastAsia="宋体" w:hAnsi="Times New Roman" w:cs="Times New Roman" w:hint="eastAsia"/>
+          <w:color w:val="000000"/>
+          <w:kern w:val="0"/>
+          <w:sz w:val="18"/>
+          <w:szCs w:val="18"/>
+          <w:lang w:bidi="ar"/>
+        </w:rPr>
+        <w:t>源数据</w:t>
+      </w:r>
+      <w:proofErr w:type="gramEnd"/>
+      <w:r>
+        <w:rPr>
+          <w:rFonts w:ascii="Times New Roman" w:eastAsia="宋体" w:hAnsi="Times New Roman" w:cs="Times New Roman" w:hint="eastAsia"/>
+          <w:color w:val="000000"/>
+          <w:kern w:val="0"/>
+          <w:sz w:val="18"/>
+          <w:szCs w:val="18"/>
+          <w:lang w:bidi="ar"/>
+        </w:rPr>
+        <w:t>融合可提升模型稳定性。值得注意的是，相较而言</w:t>
       </w:r>
       <w:r>
         <w:rPr>
@@ -19252,7 +20212,7 @@
       <w:pPr>
         <w:autoSpaceDN w:val="0"/>
         <w:rPr>
-          <w:rFonts w:ascii="Times New Roman" w:eastAsia="黑体" w:hAnsi="Times New Roman" w:cs="Times New Roman" w:hint="eastAsia"/>
+          <w:rFonts w:ascii="Times New Roman" w:eastAsia="黑体" w:hAnsi="Times New Roman" w:cs="Times New Roman"/>
           <w:sz w:val="18"/>
           <w:szCs w:val="18"/>
         </w:rPr>
@@ -19546,7 +20506,7 @@
       <w:pPr>
         <w:spacing w:beforeLines="50" w:before="156" w:afterLines="50" w:after="156"/>
         <w:rPr>
-          <w:rFonts w:ascii="Times New Roman" w:eastAsia="宋体" w:hAnsi="Times New Roman" w:cs="Times New Roman" w:hint="eastAsia"/>
+          <w:rFonts w:ascii="Times New Roman" w:eastAsia="宋体" w:hAnsi="Times New Roman" w:cs="Times New Roman"/>
           <w:b/>
           <w:szCs w:val="21"/>
         </w:rPr>
@@ -19698,7 +20658,7 @@
       <w:pPr>
         <w:spacing w:beforeLines="50" w:before="156" w:afterLines="50" w:after="156"/>
         <w:rPr>
-          <w:rFonts w:ascii="Times New Roman" w:eastAsia="宋体" w:hAnsi="Times New Roman" w:cs="Times New Roman" w:hint="eastAsia"/>
+          <w:rFonts w:ascii="Times New Roman" w:eastAsia="宋体" w:hAnsi="Times New Roman" w:cs="Times New Roman"/>
           <w:b/>
           <w:szCs w:val="21"/>
         </w:rPr>
@@ -19732,7 +20692,7 @@
         <w:widowControl/>
         <w:ind w:firstLine="420"/>
         <w:rPr>
-          <w:rFonts w:ascii="Times New Roman" w:eastAsia="宋体" w:hAnsi="Times New Roman" w:cs="Times New Roman" w:hint="eastAsia"/>
+          <w:rFonts w:ascii="Times New Roman" w:eastAsia="宋体" w:hAnsi="Times New Roman" w:cs="Times New Roman"/>
           <w:color w:val="000000"/>
           <w:kern w:val="0"/>
           <w:sz w:val="18"/>
@@ -19878,8 +20838,8 @@
         <w:widowControl/>
         <w:ind w:firstLine="420"/>
         <w:rPr>
-          <w:rFonts w:ascii="Times New Roman" w:eastAsia="宋体" w:hAnsi="Times New Roman" w:cs="Times New Roman" w:hint="eastAsia"/>
-          <w:color w:val="000000"/>
+          <w:rFonts w:ascii="Times New Roman" w:eastAsia="宋体" w:hAnsi="Times New Roman" w:cs="Times New Roman"/>
+          <w:color w:val="FF0000"/>
           <w:kern w:val="0"/>
           <w:sz w:val="18"/>
           <w:szCs w:val="18"/>
@@ -20017,7 +20977,31 @@
           <w:szCs w:val="18"/>
           <w:lang w:bidi="ar"/>
         </w:rPr>
-        <w:t>关键吸收峰特征敏感性不足的问题。相较于基于随机森林的环境因子融合方法，动态权重机制增强了模型对红壤区异质化环境条件的适应能力。深度可分离卷积的结构优势</w:t>
+        <w:t>关键吸收</w:t>
+      </w:r>
+      <w:proofErr w:type="gramStart"/>
+      <w:r>
+        <w:rPr>
+          <w:rFonts w:ascii="Times New Roman" w:eastAsia="宋体" w:hAnsi="Times New Roman" w:cs="Times New Roman" w:hint="eastAsia"/>
+          <w:color w:val="000000"/>
+          <w:kern w:val="0"/>
+          <w:sz w:val="18"/>
+          <w:szCs w:val="18"/>
+          <w:lang w:bidi="ar"/>
+        </w:rPr>
+        <w:t>峰特征</w:t>
+      </w:r>
+      <w:proofErr w:type="gramEnd"/>
+      <w:r>
+        <w:rPr>
+          <w:rFonts w:ascii="Times New Roman" w:eastAsia="宋体" w:hAnsi="Times New Roman" w:cs="Times New Roman" w:hint="eastAsia"/>
+          <w:color w:val="000000"/>
+          <w:kern w:val="0"/>
+          <w:sz w:val="18"/>
+          <w:szCs w:val="18"/>
+          <w:lang w:bidi="ar"/>
+        </w:rPr>
+        <w:t>敏感性不足的问题。相较于基于随机森林的环境因子融合方法，动态权重机制增强了模型对红壤区异质化环境条件的适应能力。深度可分离卷积的结构优势</w:t>
       </w:r>
       <w:r>
         <w:rPr>
@@ -20061,8 +21045,21 @@
           <w:szCs w:val="18"/>
           <w:lang w:bidi="ar"/>
         </w:rPr>
-        <w:t>），将计算复杂度降低至传统</w:t>
-      </w:r>
+        <w:t>），将计算复杂度降低</w:t>
+      </w:r>
+      <w:proofErr w:type="gramStart"/>
+      <w:r>
+        <w:rPr>
+          <w:rFonts w:ascii="Times New Roman" w:eastAsia="宋体" w:hAnsi="Times New Roman" w:cs="Times New Roman" w:hint="eastAsia"/>
+          <w:color w:val="000000"/>
+          <w:kern w:val="0"/>
+          <w:sz w:val="18"/>
+          <w:szCs w:val="18"/>
+          <w:lang w:bidi="ar"/>
+        </w:rPr>
+        <w:t>至传统</w:t>
+      </w:r>
+      <w:proofErr w:type="gramEnd"/>
       <w:r>
         <w:rPr>
           <w:rFonts w:ascii="Times New Roman" w:eastAsia="宋体" w:hAnsi="Times New Roman" w:cs="Times New Roman"/>
@@ -20303,7 +21300,31 @@
           <w:szCs w:val="18"/>
           <w:lang w:bidi="ar"/>
         </w:rPr>
-        <w:t>），并结合五倍数据增强策略，使模型对光谱抖动和仪器误差的鲁棒性显著优于</w:t>
+        <w:t>），并结合五倍数</w:t>
+      </w:r>
+      <w:proofErr w:type="gramStart"/>
+      <w:r>
+        <w:rPr>
+          <w:rFonts w:ascii="Times New Roman" w:eastAsia="宋体" w:hAnsi="Times New Roman" w:cs="Times New Roman" w:hint="eastAsia"/>
+          <w:color w:val="000000"/>
+          <w:kern w:val="0"/>
+          <w:sz w:val="18"/>
+          <w:szCs w:val="18"/>
+          <w:lang w:bidi="ar"/>
+        </w:rPr>
+        <w:t>据增强</w:t>
+      </w:r>
+      <w:proofErr w:type="gramEnd"/>
+      <w:r>
+        <w:rPr>
+          <w:rFonts w:ascii="Times New Roman" w:eastAsia="宋体" w:hAnsi="Times New Roman" w:cs="Times New Roman" w:hint="eastAsia"/>
+          <w:color w:val="000000"/>
+          <w:kern w:val="0"/>
+          <w:sz w:val="18"/>
+          <w:szCs w:val="18"/>
+          <w:lang w:bidi="ar"/>
+        </w:rPr>
+        <w:t>策略，使模型对光谱抖动和仪器误差的鲁棒性显著优于</w:t>
       </w:r>
       <w:r>
         <w:rPr>
@@ -20347,12 +21368,23 @@
           <w:szCs w:val="18"/>
           <w:lang w:bidi="ar"/>
         </w:rPr>
-        <w:t>等传统方法（表</w:t>
-      </w:r>
-      <w:r>
-        <w:rPr>
-          <w:rFonts w:ascii="Times New Roman" w:eastAsia="宋体" w:hAnsi="Times New Roman" w:cs="Times New Roman"/>
-          <w:color w:val="000000"/>
+        <w:t>等传统方法</w:t>
+      </w:r>
+      <w:r>
+        <w:rPr>
+          <w:rFonts w:ascii="Times New Roman" w:eastAsia="宋体" w:hAnsi="Times New Roman" w:cs="Times New Roman" w:hint="eastAsia"/>
+          <w:color w:val="FF0000"/>
+          <w:kern w:val="0"/>
+          <w:sz w:val="18"/>
+          <w:szCs w:val="18"/>
+          <w:lang w:bidi="ar"/>
+        </w:rPr>
+        <w:t>（表</w:t>
+      </w:r>
+      <w:r>
+        <w:rPr>
+          <w:rFonts w:ascii="Times New Roman" w:eastAsia="宋体" w:hAnsi="Times New Roman" w:cs="Times New Roman"/>
+          <w:color w:val="FF0000"/>
           <w:kern w:val="0"/>
           <w:sz w:val="18"/>
           <w:szCs w:val="18"/>
@@ -20363,7 +21395,7 @@
       <w:r>
         <w:rPr>
           <w:rFonts w:ascii="Times New Roman" w:eastAsia="宋体" w:hAnsi="Times New Roman" w:cs="Times New Roman" w:hint="eastAsia"/>
-          <w:color w:val="000000"/>
+          <w:color w:val="FF0000"/>
           <w:kern w:val="0"/>
           <w:sz w:val="18"/>
           <w:szCs w:val="18"/>
@@ -20374,7 +21406,7 @@
       <w:r>
         <w:rPr>
           <w:rFonts w:ascii="Times New Roman" w:eastAsia="宋体" w:hAnsi="Times New Roman" w:cs="Times New Roman"/>
-          <w:color w:val="000000"/>
+          <w:color w:val="FF0000"/>
           <w:kern w:val="0"/>
           <w:sz w:val="18"/>
           <w:szCs w:val="18"/>
@@ -20385,7 +21417,7 @@
       <w:r>
         <w:rPr>
           <w:rFonts w:ascii="Times New Roman" w:eastAsia="宋体" w:hAnsi="Times New Roman" w:cs="Times New Roman" w:hint="eastAsia"/>
-          <w:color w:val="000000"/>
+          <w:color w:val="FF0000"/>
           <w:kern w:val="0"/>
           <w:sz w:val="18"/>
           <w:szCs w:val="18"/>
@@ -20396,7 +21428,7 @@
       <w:r>
         <w:rPr>
           <w:rFonts w:ascii="Times New Roman" w:eastAsia="宋体" w:hAnsi="Times New Roman" w:cs="Times New Roman"/>
-          <w:color w:val="000000"/>
+          <w:color w:val="FF0000"/>
           <w:kern w:val="0"/>
           <w:sz w:val="18"/>
           <w:szCs w:val="18"/>
@@ -20407,7 +21439,7 @@
       <w:r>
         <w:rPr>
           <w:rFonts w:ascii="Times New Roman" w:eastAsia="宋体" w:hAnsi="Times New Roman" w:cs="Times New Roman" w:hint="eastAsia"/>
-          <w:color w:val="000000"/>
+          <w:color w:val="FF0000"/>
           <w:kern w:val="0"/>
           <w:sz w:val="18"/>
           <w:szCs w:val="18"/>
@@ -20570,29 +21602,7 @@
           <w:szCs w:val="18"/>
           <w:lang w:bidi="ar"/>
         </w:rPr>
-        <w:t>），印证了红壤铁铝氧化物对有机矿物复合体形成的抑制作用（</w:t>
-      </w:r>
-      <w:r>
-        <w:rPr>
-          <w:rFonts w:ascii="Times New Roman" w:eastAsia="宋体" w:hAnsi="Times New Roman" w:cs="Times New Roman"/>
-          <w:color w:val="000000"/>
-          <w:kern w:val="0"/>
-          <w:sz w:val="18"/>
-          <w:szCs w:val="18"/>
-          <w:lang w:bidi="ar"/>
-        </w:rPr>
-        <w:t>Deng et al., 2022</w:t>
-      </w:r>
-      <w:r>
-        <w:rPr>
-          <w:rFonts w:ascii="Times New Roman" w:eastAsia="宋体" w:hAnsi="Times New Roman" w:cs="Times New Roman" w:hint="eastAsia"/>
-          <w:color w:val="000000"/>
-          <w:kern w:val="0"/>
-          <w:sz w:val="18"/>
-          <w:szCs w:val="18"/>
-          <w:lang w:bidi="ar"/>
-        </w:rPr>
-        <w:t>）。环境调控因子</w:t>
+        <w:t>），印证了红壤铁铝氧化物对有机矿物复合体形成的抑制作用。环境调控因子</w:t>
       </w:r>
       <w:r>
         <w:rPr>
@@ -20952,7 +21962,7 @@
         <w:widowControl/>
         <w:ind w:firstLine="420"/>
         <w:rPr>
-          <w:rFonts w:ascii="Times New Roman" w:eastAsia="宋体" w:hAnsi="Times New Roman" w:cs="Times New Roman" w:hint="eastAsia"/>
+          <w:rFonts w:ascii="Times New Roman" w:eastAsia="宋体" w:hAnsi="Times New Roman" w:cs="Times New Roman"/>
           <w:color w:val="000000"/>
           <w:kern w:val="0"/>
           <w:sz w:val="18"/>
@@ -21026,7 +22036,7 @@
 </file>
 
 <file path=word/endnotes.xml><?xml version="1.0" encoding="utf-8"?>
-<w:endnotes xmlns:wpc="http://schemas.microsoft.com/office/word/2010/wordprocessingCanvas" xmlns:cx="http://schemas.microsoft.com/office/drawing/2014/chartex" xmlns:cx1="http://schemas.microsoft.com/office/drawing/2015/9/8/chartex" xmlns:cx2="http://schemas.microsoft.com/office/drawing/2015/10/21/chartex" xmlns:cx3="http://schemas.microsoft.com/office/drawing/2016/5/9/chartex" xmlns:cx4="http://schemas.microsoft.com/office/drawing/2016/5/10/chartex" xmlns:cx5="http://schemas.microsoft.com/office/drawing/2016/5/11/chartex" xmlns:cx6="http://schemas.microsoft.com/office/drawing/2016/5/12/chartex" xmlns:cx7="http://schemas.microsoft.com/office/drawing/2016/5/13/chartex" xmlns:cx8="http://schemas.microsoft.com/office/drawing/2016/5/14/chartex" xmlns:mc="http://schemas.openxmlformats.org/markup-compatibility/2006" xmlns:aink="http://schemas.microsoft.com/office/drawing/2016/ink" xmlns:am3d="http://schemas.microsoft.com/office/drawing/2017/model3d" xmlns:o="urn:schemas-microsoft-com:office:office" xmlns:oel="http://schemas.microsoft.com/office/2019/extlst" xmlns:r="http://schemas.openxmlformats.org/officeDocument/2006/relationships" xmlns:m="http://schemas.openxmlformats.org/officeDocument/2006/math" xmlns:v="urn:schemas-microsoft-com:vml" xmlns:wp14="http://schemas.microsoft.com/office/word/2010/wordprocessingDrawing" xmlns:wp="http://schemas.openxmlformats.org/drawingml/2006/wordprocessingDrawing" xmlns:w10="urn:schemas-microsoft-com:office:word" xmlns:w="http://schemas.openxmlformats.org/wordprocessingml/2006/main" xmlns:w14="http://schemas.microsoft.com/office/word/2010/wordml" xmlns:w15="http://schemas.microsoft.com/office/word/2012/wordml" xmlns:w16cex="http://schemas.microsoft.com/office/word/2018/wordml/cex" xmlns:w16cid="http://schemas.microsoft.com/office/word/2016/wordml/cid" xmlns:w16="http://schemas.microsoft.com/office/word/2018/wordml" xmlns:w16du="http://schemas.microsoft.com/office/word/2023/wordml/word16du" xmlns:w16sdtdh="http://schemas.microsoft.com/office/word/2020/wordml/sdtdatahash" xmlns:w16se="http://schemas.microsoft.com/office/word/2015/wordml/symex" xmlns:wpg="http://schemas.microsoft.com/office/word/2010/wordprocessingGroup" xmlns:wpi="http://schemas.microsoft.com/office/word/2010/wordprocessingInk" xmlns:wne="http://schemas.microsoft.com/office/word/2006/wordml" xmlns:wps="http://schemas.microsoft.com/office/word/2010/wordprocessingShape" mc:Ignorable="w14 w15 w16se w16cid w16 w16cex w16sdtdh w16du wp14">
+<w:endnotes xmlns:wpc="http://schemas.microsoft.com/office/word/2010/wordprocessingCanvas" xmlns:cx="http://schemas.microsoft.com/office/drawing/2014/chartex" xmlns:cx1="http://schemas.microsoft.com/office/drawing/2015/9/8/chartex" xmlns:cx2="http://schemas.microsoft.com/office/drawing/2015/10/21/chartex" xmlns:cx3="http://schemas.microsoft.com/office/drawing/2016/5/9/chartex" xmlns:cx4="http://schemas.microsoft.com/office/drawing/2016/5/10/chartex" xmlns:cx5="http://schemas.microsoft.com/office/drawing/2016/5/11/chartex" xmlns:cx6="http://schemas.microsoft.com/office/drawing/2016/5/12/chartex" xmlns:cx7="http://schemas.microsoft.com/office/drawing/2016/5/13/chartex" xmlns:cx8="http://schemas.microsoft.com/office/drawing/2016/5/14/chartex" xmlns:mc="http://schemas.openxmlformats.org/markup-compatibility/2006" xmlns:aink="http://schemas.microsoft.com/office/drawing/2016/ink" xmlns:am3d="http://schemas.microsoft.com/office/drawing/2017/model3d" xmlns:o="urn:schemas-microsoft-com:office:office" xmlns:oel="http://schemas.microsoft.com/office/2019/extlst" xmlns:r="http://schemas.openxmlformats.org/officeDocument/2006/relationships" xmlns:m="http://schemas.openxmlformats.org/officeDocument/2006/math" xmlns:v="urn:schemas-microsoft-com:vml" xmlns:wp14="http://schemas.microsoft.com/office/word/2010/wordprocessingDrawing" xmlns:wp="http://schemas.openxmlformats.org/drawingml/2006/wordprocessingDrawing" xmlns:w10="urn:schemas-microsoft-com:office:word" xmlns:w="http://schemas.openxmlformats.org/wordprocessingml/2006/main" xmlns:w14="http://schemas.microsoft.com/office/word/2010/wordml" xmlns:w15="http://schemas.microsoft.com/office/word/2012/wordml" xmlns:w16cex="http://schemas.microsoft.com/office/word/2018/wordml/cex" xmlns:w16cid="http://schemas.microsoft.com/office/word/2016/wordml/cid" xmlns:w16="http://schemas.microsoft.com/office/word/2018/wordml" xmlns:w16sdtdh="http://schemas.microsoft.com/office/word/2020/wordml/sdtdatahash" xmlns:w16se="http://schemas.microsoft.com/office/word/2015/wordml/symex" xmlns:wpg="http://schemas.microsoft.com/office/word/2010/wordprocessingGroup" xmlns:wpi="http://schemas.microsoft.com/office/word/2010/wordprocessingInk" xmlns:wne="http://schemas.microsoft.com/office/word/2006/wordml" xmlns:wps="http://schemas.microsoft.com/office/word/2010/wordprocessingShape" mc:Ignorable="w14 w15 w16se w16cid w16 w16cex w16sdtdh wp14">
   <w:endnote w:type="separator" w:id="-1">
     <w:p>
       <w:r>
@@ -21045,7 +22055,7 @@
 </file>
 
 <file path=word/footer1.xml><?xml version="1.0" encoding="utf-8"?>
-<w:ftr xmlns:wpc="http://schemas.microsoft.com/office/word/2010/wordprocessingCanvas" xmlns:cx="http://schemas.microsoft.com/office/drawing/2014/chartex" xmlns:cx1="http://schemas.microsoft.com/office/drawing/2015/9/8/chartex" xmlns:cx2="http://schemas.microsoft.com/office/drawing/2015/10/21/chartex" xmlns:cx3="http://schemas.microsoft.com/office/drawing/2016/5/9/chartex" xmlns:cx4="http://schemas.microsoft.com/office/drawing/2016/5/10/chartex" xmlns:cx5="http://schemas.microsoft.com/office/drawing/2016/5/11/chartex" xmlns:cx6="http://schemas.microsoft.com/office/drawing/2016/5/12/chartex" xmlns:cx7="http://schemas.microsoft.com/office/drawing/2016/5/13/chartex" xmlns:cx8="http://schemas.microsoft.com/office/drawing/2016/5/14/chartex" xmlns:mc="http://schemas.openxmlformats.org/markup-compatibility/2006" xmlns:aink="http://schemas.microsoft.com/office/drawing/2016/ink" xmlns:am3d="http://schemas.microsoft.com/office/drawing/2017/model3d" xmlns:o="urn:schemas-microsoft-com:office:office" xmlns:oel="http://schemas.microsoft.com/office/2019/extlst" xmlns:r="http://schemas.openxmlformats.org/officeDocument/2006/relationships" xmlns:m="http://schemas.openxmlformats.org/officeDocument/2006/math" xmlns:v="urn:schemas-microsoft-com:vml" xmlns:wp14="http://schemas.microsoft.com/office/word/2010/wordprocessingDrawing" xmlns:wp="http://schemas.openxmlformats.org/drawingml/2006/wordprocessingDrawing" xmlns:w10="urn:schemas-microsoft-com:office:word" xmlns:w="http://schemas.openxmlformats.org/wordprocessingml/2006/main" xmlns:w14="http://schemas.microsoft.com/office/word/2010/wordml" xmlns:w15="http://schemas.microsoft.com/office/word/2012/wordml" xmlns:w16cex="http://schemas.microsoft.com/office/word/2018/wordml/cex" xmlns:w16cid="http://schemas.microsoft.com/office/word/2016/wordml/cid" xmlns:w16="http://schemas.microsoft.com/office/word/2018/wordml" xmlns:w16du="http://schemas.microsoft.com/office/word/2023/wordml/word16du" xmlns:w16sdtdh="http://schemas.microsoft.com/office/word/2020/wordml/sdtdatahash" xmlns:w16se="http://schemas.microsoft.com/office/word/2015/wordml/symex" xmlns:wpg="http://schemas.microsoft.com/office/word/2010/wordprocessingGroup" xmlns:wpi="http://schemas.microsoft.com/office/word/2010/wordprocessingInk" xmlns:wne="http://schemas.microsoft.com/office/word/2006/wordml" xmlns:wps="http://schemas.microsoft.com/office/word/2010/wordprocessingShape" mc:Ignorable="w14 w15 w16se w16cid w16 w16cex w16sdtdh w16du wp14">
+<w:ftr xmlns:wpc="http://schemas.microsoft.com/office/word/2010/wordprocessingCanvas" xmlns:cx="http://schemas.microsoft.com/office/drawing/2014/chartex" xmlns:cx1="http://schemas.microsoft.com/office/drawing/2015/9/8/chartex" xmlns:cx2="http://schemas.microsoft.com/office/drawing/2015/10/21/chartex" xmlns:cx3="http://schemas.microsoft.com/office/drawing/2016/5/9/chartex" xmlns:cx4="http://schemas.microsoft.com/office/drawing/2016/5/10/chartex" xmlns:cx5="http://schemas.microsoft.com/office/drawing/2016/5/11/chartex" xmlns:cx6="http://schemas.microsoft.com/office/drawing/2016/5/12/chartex" xmlns:cx7="http://schemas.microsoft.com/office/drawing/2016/5/13/chartex" xmlns:cx8="http://schemas.microsoft.com/office/drawing/2016/5/14/chartex" xmlns:mc="http://schemas.openxmlformats.org/markup-compatibility/2006" xmlns:aink="http://schemas.microsoft.com/office/drawing/2016/ink" xmlns:am3d="http://schemas.microsoft.com/office/drawing/2017/model3d" xmlns:o="urn:schemas-microsoft-com:office:office" xmlns:oel="http://schemas.microsoft.com/office/2019/extlst" xmlns:r="http://schemas.openxmlformats.org/officeDocument/2006/relationships" xmlns:m="http://schemas.openxmlformats.org/officeDocument/2006/math" xmlns:v="urn:schemas-microsoft-com:vml" xmlns:wp14="http://schemas.microsoft.com/office/word/2010/wordprocessingDrawing" xmlns:wp="http://schemas.openxmlformats.org/drawingml/2006/wordprocessingDrawing" xmlns:w10="urn:schemas-microsoft-com:office:word" xmlns:w="http://schemas.openxmlformats.org/wordprocessingml/2006/main" xmlns:w14="http://schemas.microsoft.com/office/word/2010/wordml" xmlns:w15="http://schemas.microsoft.com/office/word/2012/wordml" xmlns:w16cex="http://schemas.microsoft.com/office/word/2018/wordml/cex" xmlns:w16cid="http://schemas.microsoft.com/office/word/2016/wordml/cid" xmlns:w16="http://schemas.microsoft.com/office/word/2018/wordml" xmlns:w16sdtdh="http://schemas.microsoft.com/office/word/2020/wordml/sdtdatahash" xmlns:w16se="http://schemas.microsoft.com/office/word/2015/wordml/symex" xmlns:wpg="http://schemas.microsoft.com/office/word/2010/wordprocessingGroup" xmlns:wpi="http://schemas.microsoft.com/office/word/2010/wordprocessingInk" xmlns:wne="http://schemas.microsoft.com/office/word/2006/wordml" xmlns:wps="http://schemas.microsoft.com/office/word/2010/wordprocessingShape" mc:Ignorable="w14 w15 w16se w16cid w16 w16cex w16sdtdh wp14">
   <w:p>
     <w:pPr>
       <w:pStyle w:val="a3"/>
@@ -21091,12 +22101,14 @@
       </w:rPr>
       <w:t>(</w:t>
     </w:r>
+    <w:proofErr w:type="gramStart"/>
     <w:r>
       <w:rPr>
         <w:rFonts w:ascii="Times New Roman" w:hAnsi="Times New Roman" w:cs="Times New Roman" w:hint="eastAsia"/>
       </w:rPr>
       <w:t>桂科</w:t>
     </w:r>
+    <w:proofErr w:type="gramEnd"/>
     <w:r>
       <w:rPr>
         <w:rFonts w:ascii="Times New Roman" w:hAnsi="Times New Roman" w:cs="Times New Roman" w:hint="eastAsia"/>
@@ -21266,7 +22278,7 @@
 </file>
 
 <file path=word/footnotes.xml><?xml version="1.0" encoding="utf-8"?>
-<w:footnotes xmlns:wpc="http://schemas.microsoft.com/office/word/2010/wordprocessingCanvas" xmlns:cx="http://schemas.microsoft.com/office/drawing/2014/chartex" xmlns:cx1="http://schemas.microsoft.com/office/drawing/2015/9/8/chartex" xmlns:cx2="http://schemas.microsoft.com/office/drawing/2015/10/21/chartex" xmlns:cx3="http://schemas.microsoft.com/office/drawing/2016/5/9/chartex" xmlns:cx4="http://schemas.microsoft.com/office/drawing/2016/5/10/chartex" xmlns:cx5="http://schemas.microsoft.com/office/drawing/2016/5/11/chartex" xmlns:cx6="http://schemas.microsoft.com/office/drawing/2016/5/12/chartex" xmlns:cx7="http://schemas.microsoft.com/office/drawing/2016/5/13/chartex" xmlns:cx8="http://schemas.microsoft.com/office/drawing/2016/5/14/chartex" xmlns:mc="http://schemas.openxmlformats.org/markup-compatibility/2006" xmlns:aink="http://schemas.microsoft.com/office/drawing/2016/ink" xmlns:am3d="http://schemas.microsoft.com/office/drawing/2017/model3d" xmlns:o="urn:schemas-microsoft-com:office:office" xmlns:oel="http://schemas.microsoft.com/office/2019/extlst" xmlns:r="http://schemas.openxmlformats.org/officeDocument/2006/relationships" xmlns:m="http://schemas.openxmlformats.org/officeDocument/2006/math" xmlns:v="urn:schemas-microsoft-com:vml" xmlns:wp14="http://schemas.microsoft.com/office/word/2010/wordprocessingDrawing" xmlns:wp="http://schemas.openxmlformats.org/drawingml/2006/wordprocessingDrawing" xmlns:w10="urn:schemas-microsoft-com:office:word" xmlns:w="http://schemas.openxmlformats.org/wordprocessingml/2006/main" xmlns:w14="http://schemas.microsoft.com/office/word/2010/wordml" xmlns:w15="http://schemas.microsoft.com/office/word/2012/wordml" xmlns:w16cex="http://schemas.microsoft.com/office/word/2018/wordml/cex" xmlns:w16cid="http://schemas.microsoft.com/office/word/2016/wordml/cid" xmlns:w16="http://schemas.microsoft.com/office/word/2018/wordml" xmlns:w16du="http://schemas.microsoft.com/office/word/2023/wordml/word16du" xmlns:w16sdtdh="http://schemas.microsoft.com/office/word/2020/wordml/sdtdatahash" xmlns:w16se="http://schemas.microsoft.com/office/word/2015/wordml/symex" xmlns:wpg="http://schemas.microsoft.com/office/word/2010/wordprocessingGroup" xmlns:wpi="http://schemas.microsoft.com/office/word/2010/wordprocessingInk" xmlns:wne="http://schemas.microsoft.com/office/word/2006/wordml" xmlns:wps="http://schemas.microsoft.com/office/word/2010/wordprocessingShape" mc:Ignorable="w14 w15 w16se w16cid w16 w16cex w16sdtdh w16du wp14">
+<w:footnotes xmlns:wpc="http://schemas.microsoft.com/office/word/2010/wordprocessingCanvas" xmlns:cx="http://schemas.microsoft.com/office/drawing/2014/chartex" xmlns:cx1="http://schemas.microsoft.com/office/drawing/2015/9/8/chartex" xmlns:cx2="http://schemas.microsoft.com/office/drawing/2015/10/21/chartex" xmlns:cx3="http://schemas.microsoft.com/office/drawing/2016/5/9/chartex" xmlns:cx4="http://schemas.microsoft.com/office/drawing/2016/5/10/chartex" xmlns:cx5="http://schemas.microsoft.com/office/drawing/2016/5/11/chartex" xmlns:cx6="http://schemas.microsoft.com/office/drawing/2016/5/12/chartex" xmlns:cx7="http://schemas.microsoft.com/office/drawing/2016/5/13/chartex" xmlns:cx8="http://schemas.microsoft.com/office/drawing/2016/5/14/chartex" xmlns:mc="http://schemas.openxmlformats.org/markup-compatibility/2006" xmlns:aink="http://schemas.microsoft.com/office/drawing/2016/ink" xmlns:am3d="http://schemas.microsoft.com/office/drawing/2017/model3d" xmlns:o="urn:schemas-microsoft-com:office:office" xmlns:oel="http://schemas.microsoft.com/office/2019/extlst" xmlns:r="http://schemas.openxmlformats.org/officeDocument/2006/relationships" xmlns:m="http://schemas.openxmlformats.org/officeDocument/2006/math" xmlns:v="urn:schemas-microsoft-com:vml" xmlns:wp14="http://schemas.microsoft.com/office/word/2010/wordprocessingDrawing" xmlns:wp="http://schemas.openxmlformats.org/drawingml/2006/wordprocessingDrawing" xmlns:w10="urn:schemas-microsoft-com:office:word" xmlns:w="http://schemas.openxmlformats.org/wordprocessingml/2006/main" xmlns:w14="http://schemas.microsoft.com/office/word/2010/wordml" xmlns:w15="http://schemas.microsoft.com/office/word/2012/wordml" xmlns:w16cex="http://schemas.microsoft.com/office/word/2018/wordml/cex" xmlns:w16cid="http://schemas.microsoft.com/office/word/2016/wordml/cid" xmlns:w16="http://schemas.microsoft.com/office/word/2018/wordml" xmlns:w16sdtdh="http://schemas.microsoft.com/office/word/2020/wordml/sdtdatahash" xmlns:w16se="http://schemas.microsoft.com/office/word/2015/wordml/symex" xmlns:wpg="http://schemas.microsoft.com/office/word/2010/wordprocessingGroup" xmlns:wpi="http://schemas.microsoft.com/office/word/2010/wordprocessingInk" xmlns:wne="http://schemas.microsoft.com/office/word/2006/wordml" xmlns:wps="http://schemas.microsoft.com/office/word/2010/wordprocessingShape" mc:Ignorable="w14 w15 w16se w16cid w16 w16cex w16sdtdh wp14">
   <w:footnote w:type="separator" w:id="-1">
     <w:p>
       <w:r>
@@ -21285,7 +22297,7 @@
 </file>
 
 <file path=word/numbering.xml><?xml version="1.0" encoding="utf-8"?>
-<w:numbering xmlns:wpc="http://schemas.microsoft.com/office/word/2010/wordprocessingCanvas" xmlns:cx="http://schemas.microsoft.com/office/drawing/2014/chartex" xmlns:cx1="http://schemas.microsoft.com/office/drawing/2015/9/8/chartex" xmlns:cx2="http://schemas.microsoft.com/office/drawing/2015/10/21/chartex" xmlns:cx3="http://schemas.microsoft.com/office/drawing/2016/5/9/chartex" xmlns:cx4="http://schemas.microsoft.com/office/drawing/2016/5/10/chartex" xmlns:cx5="http://schemas.microsoft.com/office/drawing/2016/5/11/chartex" xmlns:cx6="http://schemas.microsoft.com/office/drawing/2016/5/12/chartex" xmlns:cx7="http://schemas.microsoft.com/office/drawing/2016/5/13/chartex" xmlns:cx8="http://schemas.microsoft.com/office/drawing/2016/5/14/chartex" xmlns:mc="http://schemas.openxmlformats.org/markup-compatibility/2006" xmlns:aink="http://schemas.microsoft.com/office/drawing/2016/ink" xmlns:am3d="http://schemas.microsoft.com/office/drawing/2017/model3d" xmlns:o="urn:schemas-microsoft-com:office:office" xmlns:oel="http://schemas.microsoft.com/office/2019/extlst" xmlns:r="http://schemas.openxmlformats.org/officeDocument/2006/relationships" xmlns:m="http://schemas.openxmlformats.org/officeDocument/2006/math" xmlns:v="urn:schemas-microsoft-com:vml" xmlns:wp14="http://schemas.microsoft.com/office/word/2010/wordprocessingDrawing" xmlns:wp="http://schemas.openxmlformats.org/drawingml/2006/wordprocessingDrawing" xmlns:w10="urn:schemas-microsoft-com:office:word" xmlns:w="http://schemas.openxmlformats.org/wordprocessingml/2006/main" xmlns:w14="http://schemas.microsoft.com/office/word/2010/wordml" xmlns:w15="http://schemas.microsoft.com/office/word/2012/wordml" xmlns:w16cex="http://schemas.microsoft.com/office/word/2018/wordml/cex" xmlns:w16cid="http://schemas.microsoft.com/office/word/2016/wordml/cid" xmlns:w16="http://schemas.microsoft.com/office/word/2018/wordml" xmlns:w16du="http://schemas.microsoft.com/office/word/2023/wordml/word16du" xmlns:w16sdtdh="http://schemas.microsoft.com/office/word/2020/wordml/sdtdatahash" xmlns:w16se="http://schemas.microsoft.com/office/word/2015/wordml/symex" xmlns:wpg="http://schemas.microsoft.com/office/word/2010/wordprocessingGroup" xmlns:wpi="http://schemas.microsoft.com/office/word/2010/wordprocessingInk" xmlns:wne="http://schemas.microsoft.com/office/word/2006/wordml" xmlns:wps="http://schemas.microsoft.com/office/word/2010/wordprocessingShape" mc:Ignorable="w14 w15 w16se w16cid w16 w16cex w16sdtdh w16du wp14">
+<w:numbering xmlns:wpc="http://schemas.microsoft.com/office/word/2010/wordprocessingCanvas" xmlns:cx="http://schemas.microsoft.com/office/drawing/2014/chartex" xmlns:cx1="http://schemas.microsoft.com/office/drawing/2015/9/8/chartex" xmlns:cx2="http://schemas.microsoft.com/office/drawing/2015/10/21/chartex" xmlns:cx3="http://schemas.microsoft.com/office/drawing/2016/5/9/chartex" xmlns:cx4="http://schemas.microsoft.com/office/drawing/2016/5/10/chartex" xmlns:cx5="http://schemas.microsoft.com/office/drawing/2016/5/11/chartex" xmlns:cx6="http://schemas.microsoft.com/office/drawing/2016/5/12/chartex" xmlns:cx7="http://schemas.microsoft.com/office/drawing/2016/5/13/chartex" xmlns:cx8="http://schemas.microsoft.com/office/drawing/2016/5/14/chartex" xmlns:mc="http://schemas.openxmlformats.org/markup-compatibility/2006" xmlns:aink="http://schemas.microsoft.com/office/drawing/2016/ink" xmlns:am3d="http://schemas.microsoft.com/office/drawing/2017/model3d" xmlns:o="urn:schemas-microsoft-com:office:office" xmlns:oel="http://schemas.microsoft.com/office/2019/extlst" xmlns:r="http://schemas.openxmlformats.org/officeDocument/2006/relationships" xmlns:m="http://schemas.openxmlformats.org/officeDocument/2006/math" xmlns:v="urn:schemas-microsoft-com:vml" xmlns:wp14="http://schemas.microsoft.com/office/word/2010/wordprocessingDrawing" xmlns:wp="http://schemas.openxmlformats.org/drawingml/2006/wordprocessingDrawing" xmlns:w10="urn:schemas-microsoft-com:office:word" xmlns:w="http://schemas.openxmlformats.org/wordprocessingml/2006/main" xmlns:w14="http://schemas.microsoft.com/office/word/2010/wordml" xmlns:w15="http://schemas.microsoft.com/office/word/2012/wordml" xmlns:w16cex="http://schemas.microsoft.com/office/word/2018/wordml/cex" xmlns:w16cid="http://schemas.microsoft.com/office/word/2016/wordml/cid" xmlns:w16="http://schemas.microsoft.com/office/word/2018/wordml" xmlns:w16sdtdh="http://schemas.microsoft.com/office/word/2020/wordml/sdtdatahash" xmlns:w16se="http://schemas.microsoft.com/office/word/2015/wordml/symex" xmlns:wpg="http://schemas.microsoft.com/office/word/2010/wordprocessingGroup" xmlns:wpi="http://schemas.microsoft.com/office/word/2010/wordprocessingInk" xmlns:wne="http://schemas.microsoft.com/office/word/2006/wordml" xmlns:wps="http://schemas.microsoft.com/office/word/2010/wordprocessingShape" mc:Ignorable="w14 w15 w16se w16cid w16 w16cex w16sdtdh wp14">
   <w:abstractNum w:abstractNumId="0" w15:restartNumberingAfterBreak="0">
     <w:nsid w:val="12556A24"/>
     <w:multiLevelType w:val="multilevel"/>
@@ -21741,7 +22753,7 @@
 </file>
 
 <file path=word/styles.xml><?xml version="1.0" encoding="utf-8"?>
-<w:styles xmlns:mc="http://schemas.openxmlformats.org/markup-compatibility/2006" xmlns:r="http://schemas.openxmlformats.org/officeDocument/2006/relationships" xmlns:w="http://schemas.openxmlformats.org/wordprocessingml/2006/main" xmlns:w14="http://schemas.microsoft.com/office/word/2010/wordml" xmlns:w15="http://schemas.microsoft.com/office/word/2012/wordml" xmlns:w16cex="http://schemas.microsoft.com/office/word/2018/wordml/cex" xmlns:w16cid="http://schemas.microsoft.com/office/word/2016/wordml/cid" xmlns:w16="http://schemas.microsoft.com/office/word/2018/wordml" xmlns:w16du="http://schemas.microsoft.com/office/word/2023/wordml/word16du" xmlns:w16sdtdh="http://schemas.microsoft.com/office/word/2020/wordml/sdtdatahash" xmlns:w16se="http://schemas.microsoft.com/office/word/2015/wordml/symex" mc:Ignorable="w14 w15 w16se w16cid w16 w16cex w16sdtdh w16du">
+<w:styles xmlns:mc="http://schemas.openxmlformats.org/markup-compatibility/2006" xmlns:r="http://schemas.openxmlformats.org/officeDocument/2006/relationships" xmlns:w="http://schemas.openxmlformats.org/wordprocessingml/2006/main" xmlns:w14="http://schemas.microsoft.com/office/word/2010/wordml" xmlns:w15="http://schemas.microsoft.com/office/word/2012/wordml" xmlns:w16cex="http://schemas.microsoft.com/office/word/2018/wordml/cex" xmlns:w16cid="http://schemas.microsoft.com/office/word/2016/wordml/cid" xmlns:w16="http://schemas.microsoft.com/office/word/2018/wordml" xmlns:w16sdtdh="http://schemas.microsoft.com/office/word/2020/wordml/sdtdatahash" xmlns:w16se="http://schemas.microsoft.com/office/word/2015/wordml/symex" mc:Ignorable="w14 w15 w16se w16cid w16 w16cex w16sdtdh">
   <w:docDefaults>
     <w:rPrDefault>
       <w:rPr>
@@ -22106,7 +23118,6 @@
   <w:style w:type="character" w:default="1" w:styleId="a0">
     <w:name w:val="Default Paragraph Font"/>
     <w:uiPriority w:val="1"/>
-    <w:semiHidden/>
     <w:unhideWhenUsed/>
   </w:style>
   <w:style w:type="table" w:default="1" w:styleId="a1">
@@ -22567,10 +23578,6 @@
 </file>
 
 <file path=customXml/item1.xml><?xml version="1.0" encoding="utf-8"?>
-<b:Sources xmlns:b="http://schemas.openxmlformats.org/officeDocument/2006/bibliography" xmlns="http://schemas.openxmlformats.org/officeDocument/2006/bibliography" SelectedStyle="/APASixthEditionOfficeOnline.xsl" StyleName="APA" Version="6"/>
-</file>
-
-<file path=customXml/item2.xml><?xml version="1.0" encoding="utf-8"?>
 <s:customData xmlns="http://www.wps.cn/officeDocument/2013/wpsCustomData" xmlns:s="http://www.wps.cn/officeDocument/2013/wpsCustomData">
   <customSectProps/>
   <customShpExts>
@@ -22579,18 +23586,22 @@
 </s:customData>
 </file>
 
+<file path=customXml/item2.xml><?xml version="1.0" encoding="utf-8"?>
+<b:Sources xmlns:b="http://schemas.openxmlformats.org/officeDocument/2006/bibliography" xmlns="http://schemas.openxmlformats.org/officeDocument/2006/bibliography" SelectedStyle="/APASixthEditionOfficeOnline.xsl" StyleName="APA" Version="6"/>
+</file>
+
 <file path=customXml/itemProps1.xml><?xml version="1.0" encoding="utf-8"?>
+<ds:datastoreItem xmlns:ds="http://schemas.openxmlformats.org/officeDocument/2006/customXml" ds:itemID="{B1977F7D-205B-4081-913C-38D41E755F92}">
+  <ds:schemaRefs>
+    <ds:schemaRef ds:uri="http://www.wps.cn/officeDocument/2013/wpsCustomData"/>
+  </ds:schemaRefs>
+</ds:datastoreItem>
+</file>
+
+<file path=customXml/itemProps2.xml><?xml version="1.0" encoding="utf-8"?>
 <ds:datastoreItem xmlns:ds="http://schemas.openxmlformats.org/officeDocument/2006/customXml" ds:itemID="{C817A340-2685-5A4E-B673-80838AB1465A}">
   <ds:schemaRefs>
     <ds:schemaRef ds:uri="http://schemas.openxmlformats.org/officeDocument/2006/bibliography"/>
   </ds:schemaRefs>
 </ds:datastoreItem>
-</file>
-
-<file path=customXml/itemProps2.xml><?xml version="1.0" encoding="utf-8"?>
-<ds:datastoreItem xmlns:ds="http://schemas.openxmlformats.org/officeDocument/2006/customXml" ds:itemID="{B1977F7D-205B-4081-913C-38D41E755F92}">
-  <ds:schemaRefs>
-    <ds:schemaRef ds:uri="http://www.wps.cn/officeDocument/2013/wpsCustomData"/>
-  </ds:schemaRefs>
-</ds:datastoreItem>
 </file>